--- a/SITP/DBMS/Notes/M09_Transactions_Concurrency.docx
+++ b/SITP/DBMS/Notes/M09_Transactions_Concurrency.docx
@@ -60,7 +60,7 @@
         </w:p>
       </w:sdtContent>
     </w:sdt>
-    <w:bookmarkStart w:id="80" w:name="Xcbaeeb1ae16a726bd728d4d40308efadc87b00d"/>
+    <w:bookmarkStart w:id="88" w:name="Xcbaeeb1ae16a726bd728d4d40308efadc87b00d"/>
     <w:p>
       <w:pPr>
         <w:pStyle w:val="Heading1"/>
@@ -2706,7 +2706,7 @@
       </w:r>
     </w:p>
     <w:bookmarkEnd w:id="28"/>
-    <w:bookmarkStart w:id="32" w:name="X2c18ca3cba48e2c2a4719d0277f660ec2560e81"/>
+    <w:bookmarkStart w:id="37" w:name="X2c18ca3cba48e2c2a4719d0277f660ec2560e81"/>
     <w:p>
       <w:pPr>
         <w:pStyle w:val="Heading2"/>
@@ -3061,21 +3061,13 @@
         <w:t xml:space="preserve">.</w:t>
       </w:r>
     </w:p>
-    <w:p>
-      <w:r>
-        <w:pict>
-          <v:rect style="width:0;height:1.5pt" o:hralign="center" o:hrstd="t" o:hr="t"/>
-        </w:pict>
-      </w:r>
-    </w:p>
-    <w:bookmarkEnd w:id="32"/>
-    <w:bookmarkStart w:id="36" w:name="view-serializability"/>
-    <w:p>
-      <w:pPr>
-        <w:pStyle w:val="Heading2"/>
-      </w:pPr>
-      <w:r>
-        <w:t xml:space="preserve">9.7 View Serializability</w:t>
+    <w:bookmarkStart w:id="35" w:name="Xa25a03479ef07ec5e23e8a54bb1dd6ca6252a19"/>
+    <w:p>
+      <w:pPr>
+        <w:pStyle w:val="Heading3"/>
+      </w:pPr>
+      <w:r>
+        <w:t xml:space="preserve">9.6A Fully worked check (schedule → graph → verdict → serial order)</w:t>
       </w:r>
     </w:p>
     <w:p>
@@ -3083,23 +3075,313 @@
         <w:pStyle w:val="FirstParagraph"/>
       </w:pPr>
       <w:r>
-        <w:t xml:space="preserve">A more</w:t>
-      </w:r>
-      <w:r>
-        <w:t xml:space="preserve"> </w:t>
-      </w:r>
-      <w:r>
-        <w:rPr>
-          <w:b/>
-          <w:bCs/>
-        </w:rPr>
-        <w:t xml:space="preserve">general</w:t>
-      </w:r>
-      <w:r>
-        <w:t xml:space="preserve"> </w:t>
-      </w:r>
-      <w:r>
-        <w:t xml:space="preserve">(looser) notion of correctness.</w:t>
+        <w:t xml:space="preserve">Let’s do one end-to-end the way GATE asks it. Given the schedule (subscript = txn):</w:t>
+      </w:r>
+    </w:p>
+    <w:p>
+      <w:pPr>
+        <w:pStyle w:val="SourceCode"/>
+      </w:pPr>
+      <w:r>
+        <w:rPr>
+          <w:rStyle w:val="VerbatimChar"/>
+        </w:rPr>
+        <w:t xml:space="preserve">S :  r1(A) ; r2(A) ; w1(A) ; r3(A) ; w4(B) ; r2(B) ; w3(C) ; w4(C)</w:t>
+      </w:r>
+    </w:p>
+    <w:p>
+      <w:pPr>
+        <w:pStyle w:val="FirstParagraph"/>
+      </w:pPr>
+      <w:r>
+        <w:rPr>
+          <w:b/>
+          <w:bCs/>
+        </w:rPr>
+        <w:t xml:space="preserve">Step 1 — list every conflicting pair</w:t>
+      </w:r>
+      <w:r>
+        <w:t xml:space="preserve"> </w:t>
+      </w:r>
+      <w:r>
+        <w:t xml:space="preserve">(different txns, same item, at least one</w:t>
+      </w:r>
+      <w:r>
+        <w:t xml:space="preserve"> </w:t>
+      </w:r>
+      <w:r>
+        <w:t xml:space="preserve">write). Read-read pairs are skipped (they never conflict).</w:t>
+      </w:r>
+    </w:p>
+    <w:p>
+      <w:pPr>
+        <w:pStyle w:val="SourceCode"/>
+      </w:pPr>
+      <w:r>
+        <w:rPr>
+          <w:rStyle w:val="VerbatimChar"/>
+        </w:rPr>
+        <w:t xml:space="preserve">Item A:  r2(A) .. w1(A)   -&gt; T2 precedes T1's write   =&gt; edge T2 -&gt; T1</w:t>
+      </w:r>
+      <w:r>
+        <w:br/>
+      </w:r>
+      <w:r>
+        <w:rPr>
+          <w:rStyle w:val="VerbatimChar"/>
+        </w:rPr>
+        <w:t xml:space="preserve">         w1(A) .. r3(A)   -&gt; T1's write precedes r3   =&gt; edge T1 -&gt; T3</w:t>
+      </w:r>
+      <w:r>
+        <w:br/>
+      </w:r>
+      <w:r>
+        <w:rPr>
+          <w:rStyle w:val="VerbatimChar"/>
+        </w:rPr>
+        <w:t xml:space="preserve">         r1(A) .. w1(A)   -&gt; SAME txn (T1) -&gt; ignore</w:t>
+      </w:r>
+      <w:r>
+        <w:br/>
+      </w:r>
+      <w:r>
+        <w:rPr>
+          <w:rStyle w:val="VerbatimChar"/>
+        </w:rPr>
+        <w:t xml:space="preserve">Item B:  w4(B) .. r2(B)   -&gt; T4's write precedes r2   =&gt; edge T4 -&gt; T2</w:t>
+      </w:r>
+      <w:r>
+        <w:br/>
+      </w:r>
+      <w:r>
+        <w:rPr>
+          <w:rStyle w:val="VerbatimChar"/>
+        </w:rPr>
+        <w:t xml:space="preserve">Item C:  w3(C) .. w4(C)   -&gt; T3's write precedes w4   =&gt; edge T3 -&gt; T4</w:t>
+      </w:r>
+    </w:p>
+    <w:p>
+      <w:pPr>
+        <w:pStyle w:val="FirstParagraph"/>
+      </w:pPr>
+      <w:r>
+        <w:rPr>
+          <w:b/>
+          <w:bCs/>
+        </w:rPr>
+        <w:t xml:space="preserve">Step 2 — draw the precedence graph</w:t>
+      </w:r>
+      <w:r>
+        <w:t xml:space="preserve"> </w:t>
+      </w:r>
+      <w:r>
+        <w:t xml:space="preserve">with those edges:</w:t>
+      </w:r>
+    </w:p>
+    <w:p>
+      <w:pPr>
+        <w:pStyle w:val="SourceCode"/>
+      </w:pPr>
+      <w:r>
+        <w:rPr>
+          <w:rStyle w:val="VerbatimChar"/>
+        </w:rPr>
+        <w:t xml:space="preserve">   T2 ──▶ T1 ──▶ T3 ──▶ T4 ──▶ T2   ??</w:t>
+      </w:r>
+    </w:p>
+    <w:p>
+      <w:pPr>
+        <w:pStyle w:val="FirstParagraph"/>
+      </w:pPr>
+      <w:r>
+        <w:rPr>
+          <w:b/>
+          <w:bCs/>
+        </w:rPr>
+        <w:t xml:space="preserve">Step 3 — cycle test.</w:t>
+      </w:r>
+      <w:r>
+        <w:t xml:space="preserve"> </w:t>
+      </w:r>
+      <w:r>
+        <w:t xml:space="preserve">Follow the edges:</w:t>
+      </w:r>
+      <w:r>
+        <w:t xml:space="preserve"> </w:t>
+      </w:r>
+      <w:r>
+        <w:rPr>
+          <w:rStyle w:val="VerbatimChar"/>
+        </w:rPr>
+        <w:t xml:space="preserve">T2 → T1 → T3 → T4 → T2</w:t>
+      </w:r>
+      <w:r>
+        <w:t xml:space="preserve">. That returns to</w:t>
+      </w:r>
+      <w:r>
+        <w:t xml:space="preserve"> </w:t>
+      </w:r>
+      <w:r>
+        <w:rPr>
+          <w:b/>
+          <w:bCs/>
+        </w:rPr>
+        <w:t xml:space="preserve">T2</w:t>
+      </w:r>
+      <w:r>
+        <w:t xml:space="preserve"> </w:t>
+      </w:r>
+      <w:r>
+        <w:t xml:space="preserve">— a</w:t>
+      </w:r>
+      <w:r>
+        <w:t xml:space="preserve"> </w:t>
+      </w:r>
+      <w:r>
+        <w:rPr>
+          <w:b/>
+          <w:bCs/>
+        </w:rPr>
+        <w:t xml:space="preserve">cycle</w:t>
+      </w:r>
+      <w:r>
+        <w:t xml:space="preserve">.</w:t>
+      </w:r>
+    </w:p>
+    <w:p>
+      <w:pPr>
+        <w:pStyle w:val="BlockText"/>
+      </w:pPr>
+      <w:r>
+        <w:rPr>
+          <w:b/>
+          <w:bCs/>
+        </w:rPr>
+        <w:t xml:space="preserve">Verdict:</w:t>
+      </w:r>
+      <w:r>
+        <w:t xml:space="preserve"> </w:t>
+      </w:r>
+      <w:r>
+        <w:t xml:space="preserve">the graph has a cycle → schedule S is</w:t>
+      </w:r>
+      <w:r>
+        <w:t xml:space="preserve"> </w:t>
+      </w:r>
+      <w:r>
+        <w:rPr>
+          <w:b/>
+          <w:bCs/>
+        </w:rPr>
+        <w:t xml:space="preserve">NOT conflict serializable.</w:t>
+      </w:r>
+      <w:r>
+        <w:t xml:space="preserve"> </w:t>
+      </w:r>
+      <w:r>
+        <w:t xml:space="preserve">(It may still be</w:t>
+      </w:r>
+      <w:r>
+        <w:t xml:space="preserve"> </w:t>
+      </w:r>
+      <w:r>
+        <w:rPr>
+          <w:i/>
+          <w:iCs/>
+        </w:rPr>
+        <w:t xml:space="preserve">view</w:t>
+      </w:r>
+      <w:r>
+        <w:t xml:space="preserve"> </w:t>
+      </w:r>
+      <w:r>
+        <w:t xml:space="preserve">serializable, but that is NP-hard to test — see §9.7.) If</w:t>
+      </w:r>
+      <w:r>
+        <w:t xml:space="preserve"> </w:t>
+      </w:r>
+      <w:r>
+        <w:t xml:space="preserve">you delete the last write</w:t>
+      </w:r>
+      <w:r>
+        <w:t xml:space="preserve"> </w:t>
+      </w:r>
+      <w:r>
+        <w:rPr>
+          <w:rStyle w:val="VerbatimChar"/>
+        </w:rPr>
+        <w:t xml:space="preserve">w4(C)</w:t>
+      </w:r>
+      <w:r>
+        <w:t xml:space="preserve">, the</w:t>
+      </w:r>
+      <w:r>
+        <w:t xml:space="preserve"> </w:t>
+      </w:r>
+      <w:r>
+        <w:rPr>
+          <w:rStyle w:val="VerbatimChar"/>
+        </w:rPr>
+        <w:t xml:space="preserve">T3→T4</w:t>
+      </w:r>
+      <w:r>
+        <w:t xml:space="preserve"> </w:t>
+      </w:r>
+      <w:r>
+        <w:t xml:space="preserve">edge disappears, the cycle breaks,</w:t>
+      </w:r>
+      <w:r>
+        <w:t xml:space="preserve"> </w:t>
+      </w:r>
+      <w:r>
+        <w:t xml:space="preserve">and the graph</w:t>
+      </w:r>
+      <w:r>
+        <w:t xml:space="preserve"> </w:t>
+      </w:r>
+      <w:r>
+        <w:rPr>
+          <w:rStyle w:val="VerbatimChar"/>
+        </w:rPr>
+        <w:t xml:space="preserve">T2→T1→T3, T4→T2</w:t>
+      </w:r>
+      <w:r>
+        <w:t xml:space="preserve"> </w:t>
+      </w:r>
+      <w:r>
+        <w:t xml:space="preserve">becomes acyclic →</w:t>
+      </w:r>
+      <w:r>
+        <w:t xml:space="preserve"> </w:t>
+      </w:r>
+      <w:r>
+        <w:rPr>
+          <w:b/>
+          <w:bCs/>
+        </w:rPr>
+        <w:t xml:space="preserve">conflict serializable</w:t>
+      </w:r>
+      <w:r>
+        <w:t xml:space="preserve">, with</w:t>
+      </w:r>
+      <w:r>
+        <w:t xml:space="preserve"> </w:t>
+      </w:r>
+      <w:r>
+        <w:t xml:space="preserve">the topological order</w:t>
+      </w:r>
+      <w:r>
+        <w:t xml:space="preserve"> </w:t>
+      </w:r>
+      <w:r>
+        <w:rPr>
+          <w:b/>
+          <w:bCs/>
+        </w:rPr>
+        <w:t xml:space="preserve">T4, T2, T1, T3</w:t>
+      </w:r>
+      <w:r>
+        <w:t xml:space="preserve">.</w:t>
       </w:r>
     </w:p>
     <w:p>
@@ -3109,20 +3391,368 @@
       <w:r>
         <w:drawing>
           <wp:inline>
-            <wp:extent cx="5334000" cy="2900643"/>
+            <wp:extent cx="5334000" cy="2750170"/>
             <wp:effectExtent b="0" l="0" r="0" t="0"/>
-            <wp:docPr descr="View serializability: two schedules are view-equivalent if they agree on initial reads, read-from (updated read) relationships, and final writes; conflict-serializable ⇒ view-serializable but not vice versa, and testing view serializability is NP-hard." title="" id="34" name="Picture"/>
+            <wp:docPr descr="Worked precedence graph for an acyclic schedule: T1 points to T2 and T3, both point to T4; no cycle so the topological sort T1,{T2,T3},T4 is an equivalent serial schedule." title="" id="33" name="Picture"/>
             <a:graphic>
               <a:graphicData uri="http://schemas.openxmlformats.org/drawingml/2006/picture">
                 <pic:pic>
                   <pic:nvPicPr>
-                    <pic:cNvPr descr="images/96_view_serializability.png" id="35" name="Picture"/>
+                    <pic:cNvPr descr="images/190_worked_precedence_graph.png" id="34" name="Picture"/>
                     <pic:cNvPicPr>
                       <a:picLocks noChangeArrowheads="1" noChangeAspect="1"/>
                     </pic:cNvPicPr>
                   </pic:nvPicPr>
                   <pic:blipFill>
-                    <a:blip r:embed="rId33"/>
+                    <a:blip r:embed="rId32"/>
+                    <a:stretch>
+                      <a:fillRect/>
+                    </a:stretch>
+                  </pic:blipFill>
+                  <pic:spPr bwMode="auto">
+                    <a:xfrm>
+                      <a:off x="0" y="0"/>
+                      <a:ext cx="5334000" cy="2750170"/>
+                    </a:xfrm>
+                    <a:prstGeom prst="rect">
+                      <a:avLst/>
+                    </a:prstGeom>
+                    <a:noFill/>
+                    <a:ln w="9525">
+                      <a:noFill/>
+                      <a:headEnd/>
+                      <a:tailEnd/>
+                    </a:ln>
+                  </pic:spPr>
+                </pic:pic>
+              </a:graphicData>
+            </a:graphic>
+          </wp:inline>
+        </w:drawing>
+      </w:r>
+    </w:p>
+    <w:p>
+      <w:pPr>
+        <w:pStyle w:val="ImageCaption"/>
+      </w:pPr>
+      <w:r>
+        <w:t xml:space="preserve">Worked precedence graph for an acyclic schedule: T1 points to T2 and T3, both point to T4; no cycle so the topological sort T1,{T2,T3},T4 is an equivalent serial schedule.</w:t>
+      </w:r>
+    </w:p>
+    <w:bookmarkEnd w:id="35"/>
+    <w:bookmarkStart w:id="36" w:name="Xe96848b3a6de01976267d8c61b0ddaf2c52a5f9"/>
+    <w:p>
+      <w:pPr>
+        <w:pStyle w:val="Heading3"/>
+      </w:pPr>
+      <w:r>
+        <w:t xml:space="preserve">9.6B Counting conflict-equivalent serial schedules</w:t>
+      </w:r>
+    </w:p>
+    <w:p>
+      <w:pPr>
+        <w:pStyle w:val="FirstParagraph"/>
+      </w:pPr>
+      <w:r>
+        <w:t xml:space="preserve">A frequent GATE twist:</w:t>
+      </w:r>
+      <w:r>
+        <w:t xml:space="preserve"> </w:t>
+      </w:r>
+      <w:r>
+        <w:rPr>
+          <w:i/>
+          <w:iCs/>
+        </w:rPr>
+        <w:t xml:space="preserve">“How many distinct serial schedules is a given schedule</w:t>
+      </w:r>
+      <w:r>
+        <w:rPr>
+          <w:i/>
+          <w:iCs/>
+        </w:rPr>
+        <w:t xml:space="preserve"> </w:t>
+      </w:r>
+      <w:r>
+        <w:rPr>
+          <w:i/>
+          <w:iCs/>
+        </w:rPr>
+        <w:t xml:space="preserve">conflict-equivalent to?”</w:t>
+      </w:r>
+      <w:r>
+        <w:t xml:space="preserve"> </w:t>
+      </w:r>
+      <w:r>
+        <w:t xml:space="preserve">Answer =</w:t>
+      </w:r>
+      <w:r>
+        <w:t xml:space="preserve"> </w:t>
+      </w:r>
+      <w:r>
+        <w:rPr>
+          <w:b/>
+          <w:bCs/>
+        </w:rPr>
+        <w:t xml:space="preserve">the number of distinct topological sorts of the</w:t>
+      </w:r>
+      <w:r>
+        <w:rPr>
+          <w:b/>
+          <w:bCs/>
+        </w:rPr>
+        <w:t xml:space="preserve"> </w:t>
+      </w:r>
+      <w:r>
+        <w:rPr>
+          <w:b/>
+          <w:bCs/>
+        </w:rPr>
+        <w:t xml:space="preserve">acyclic precedence graph</w:t>
+      </w:r>
+      <w:r>
+        <w:t xml:space="preserve"> </w:t>
+      </w:r>
+      <w:r>
+        <w:t xml:space="preserve">(a cyclic graph has</w:t>
+      </w:r>
+      <w:r>
+        <w:t xml:space="preserve"> </w:t>
+      </w:r>
+      <w:r>
+        <w:rPr>
+          <w:b/>
+          <w:bCs/>
+        </w:rPr>
+        <w:t xml:space="preserve">zero</w:t>
+      </w:r>
+      <w:r>
+        <w:t xml:space="preserve">).</w:t>
+      </w:r>
+    </w:p>
+    <w:p>
+      <w:pPr>
+        <w:pStyle w:val="BlockText"/>
+      </w:pPr>
+      <w:r>
+        <w:rPr>
+          <w:b/>
+          <w:bCs/>
+        </w:rPr>
+        <w:t xml:space="preserve">Worked count.</w:t>
+      </w:r>
+      <w:r>
+        <w:t xml:space="preserve"> </w:t>
+      </w:r>
+      <w:r>
+        <w:t xml:space="preserve">Suppose the graph is</w:t>
+      </w:r>
+      <w:r>
+        <w:t xml:space="preserve"> </w:t>
+      </w:r>
+      <w:r>
+        <w:rPr>
+          <w:rStyle w:val="VerbatimChar"/>
+        </w:rPr>
+        <w:t xml:space="preserve">T1→T2, T1→T3, T2→T4, T3→T4</w:t>
+      </w:r>
+      <w:r>
+        <w:t xml:space="preserve"> </w:t>
+      </w:r>
+      <w:r>
+        <w:t xml:space="preserve">(the acyclic</w:t>
+      </w:r>
+      <w:r>
+        <w:t xml:space="preserve"> </w:t>
+      </w:r>
+      <w:r>
+        <w:t xml:space="preserve">graph pictured above). T1 must come first, T4 last, and T2/T3 are unordered</w:t>
+      </w:r>
+      <w:r>
+        <w:t xml:space="preserve"> </w:t>
+      </w:r>
+      <w:r>
+        <w:t xml:space="preserve">relative to each other → the valid serial orders are</w:t>
+      </w:r>
+      <w:r>
+        <w:t xml:space="preserve"> </w:t>
+      </w:r>
+      <w:r>
+        <w:rPr>
+          <w:b/>
+          <w:bCs/>
+        </w:rPr>
+        <w:t xml:space="preserve">T1,T2,T3,T4</w:t>
+      </w:r>
+      <w:r>
+        <w:t xml:space="preserve"> </w:t>
+      </w:r>
+      <w:r>
+        <w:t xml:space="preserve">and</w:t>
+      </w:r>
+      <w:r>
+        <w:t xml:space="preserve"> </w:t>
+      </w:r>
+      <w:r>
+        <w:rPr>
+          <w:b/>
+          <w:bCs/>
+        </w:rPr>
+        <w:t xml:space="preserve">T1,T3,T2,T4</w:t>
+      </w:r>
+      <w:r>
+        <w:t xml:space="preserve"> </w:t>
+      </w:r>
+      <w:r>
+        <w:t xml:space="preserve">=</w:t>
+      </w:r>
+      <w:r>
+        <w:t xml:space="preserve"> </w:t>
+      </w:r>
+      <w:r>
+        <w:rPr>
+          <w:b/>
+          <w:bCs/>
+        </w:rPr>
+        <w:t xml:space="preserve">2</w:t>
+      </w:r>
+      <w:r>
+        <w:t xml:space="preserve"> </w:t>
+      </w:r>
+      <w:r>
+        <w:t xml:space="preserve">conflict-equivalent serial schedules.</w:t>
+      </w:r>
+    </w:p>
+    <w:p>
+      <w:pPr>
+        <w:pStyle w:val="BlockText"/>
+      </w:pPr>
+      <w:r>
+        <w:rPr>
+          <w:b/>
+          <w:bCs/>
+        </w:rPr>
+        <w:t xml:space="preserve">Exam trap:</w:t>
+      </w:r>
+      <w:r>
+        <w:t xml:space="preserve"> </w:t>
+      </w:r>
+      <w:r>
+        <w:t xml:space="preserve">a conflict-serializable schedule can be equivalent to</w:t>
+      </w:r>
+      <w:r>
+        <w:t xml:space="preserve"> </w:t>
+      </w:r>
+      <w:r>
+        <w:rPr>
+          <w:b/>
+          <w:bCs/>
+        </w:rPr>
+        <w:t xml:space="preserve">more than</w:t>
+      </w:r>
+      <w:r>
+        <w:rPr>
+          <w:b/>
+          <w:bCs/>
+        </w:rPr>
+        <w:t xml:space="preserve"> </w:t>
+      </w:r>
+      <w:r>
+        <w:rPr>
+          <w:b/>
+          <w:bCs/>
+        </w:rPr>
+        <w:t xml:space="preserve">one</w:t>
+      </w:r>
+      <w:r>
+        <w:t xml:space="preserve"> </w:t>
+      </w:r>
+      <w:r>
+        <w:t xml:space="preserve">serial order (whenever the graph leaves some transactions unordered). If the</w:t>
+      </w:r>
+      <w:r>
+        <w:t xml:space="preserve"> </w:t>
+      </w:r>
+      <w:r>
+        <w:t xml:space="preserve">graph is a single chain (total order), the answer is exactly</w:t>
+      </w:r>
+      <w:r>
+        <w:t xml:space="preserve"> </w:t>
+      </w:r>
+      <w:r>
+        <w:rPr>
+          <w:b/>
+          <w:bCs/>
+        </w:rPr>
+        <w:t xml:space="preserve">1</w:t>
+      </w:r>
+      <w:r>
+        <w:t xml:space="preserve">.</w:t>
+      </w:r>
+    </w:p>
+    <w:p>
+      <w:r>
+        <w:pict>
+          <v:rect style="width:0;height:1.5pt" o:hralign="center" o:hrstd="t" o:hr="t"/>
+        </w:pict>
+      </w:r>
+    </w:p>
+    <w:bookmarkEnd w:id="36"/>
+    <w:bookmarkEnd w:id="37"/>
+    <w:bookmarkStart w:id="41" w:name="view-serializability"/>
+    <w:p>
+      <w:pPr>
+        <w:pStyle w:val="Heading2"/>
+      </w:pPr>
+      <w:r>
+        <w:t xml:space="preserve">9.7 View Serializability</w:t>
+      </w:r>
+    </w:p>
+    <w:p>
+      <w:pPr>
+        <w:pStyle w:val="FirstParagraph"/>
+      </w:pPr>
+      <w:r>
+        <w:t xml:space="preserve">A more</w:t>
+      </w:r>
+      <w:r>
+        <w:t xml:space="preserve"> </w:t>
+      </w:r>
+      <w:r>
+        <w:rPr>
+          <w:b/>
+          <w:bCs/>
+        </w:rPr>
+        <w:t xml:space="preserve">general</w:t>
+      </w:r>
+      <w:r>
+        <w:t xml:space="preserve"> </w:t>
+      </w:r>
+      <w:r>
+        <w:t xml:space="preserve">(looser) notion of correctness.</w:t>
+      </w:r>
+    </w:p>
+    <w:p>
+      <w:pPr>
+        <w:pStyle w:val="CaptionedFigure"/>
+      </w:pPr>
+      <w:r>
+        <w:drawing>
+          <wp:inline>
+            <wp:extent cx="5334000" cy="2900643"/>
+            <wp:effectExtent b="0" l="0" r="0" t="0"/>
+            <wp:docPr descr="View serializability: two schedules are view-equivalent if they agree on initial reads, read-from (updated read) relationships, and final writes; conflict-serializable ⇒ view-serializable but not vice versa, and testing view serializability is NP-hard." title="" id="39" name="Picture"/>
+            <a:graphic>
+              <a:graphicData uri="http://schemas.openxmlformats.org/drawingml/2006/picture">
+                <pic:pic>
+                  <pic:nvPicPr>
+                    <pic:cNvPr descr="images/96_view_serializability.png" id="40" name="Picture"/>
+                    <pic:cNvPicPr>
+                      <a:picLocks noChangeArrowheads="1" noChangeAspect="1"/>
+                    </pic:cNvPicPr>
+                  </pic:nvPicPr>
+                  <pic:blipFill>
+                    <a:blip r:embed="rId38"/>
                     <a:stretch>
                       <a:fillRect/>
                     </a:stretch>
@@ -3521,8 +4151,8 @@
         </w:pict>
       </w:r>
     </w:p>
-    <w:bookmarkEnd w:id="36"/>
-    <w:bookmarkStart w:id="40" w:name="recoverable-cascadeless-strict-schedules"/>
+    <w:bookmarkEnd w:id="41"/>
+    <w:bookmarkStart w:id="45" w:name="recoverable-cascadeless-strict-schedules"/>
     <w:p>
       <w:pPr>
         <w:pStyle w:val="Heading2"/>
@@ -3602,18 +4232,18 @@
           <wp:inline>
             <wp:extent cx="5334000" cy="3101404"/>
             <wp:effectExtent b="0" l="0" r="0" t="0"/>
-            <wp:docPr descr="Recoverable schedules nest: strict ⊆ cascadeless ⊆ recoverable; irrecoverable schedules let a committed transaction depend on one that later aborts." title="" id="38" name="Picture"/>
+            <wp:docPr descr="Recoverable schedules nest: strict ⊆ cascadeless ⊆ recoverable; irrecoverable schedules let a committed transaction depend on one that later aborts." title="" id="43" name="Picture"/>
             <a:graphic>
               <a:graphicData uri="http://schemas.openxmlformats.org/drawingml/2006/picture">
                 <pic:pic>
                   <pic:nvPicPr>
-                    <pic:cNvPr descr="images/97_recoverable_schedules.png" id="39" name="Picture"/>
+                    <pic:cNvPr descr="images/97_recoverable_schedules.png" id="44" name="Picture"/>
                     <pic:cNvPicPr>
                       <a:picLocks noChangeArrowheads="1" noChangeAspect="1"/>
                     </pic:cNvPicPr>
                   </pic:nvPicPr>
                   <pic:blipFill>
-                    <a:blip r:embed="rId37"/>
+                    <a:blip r:embed="rId42"/>
                     <a:stretch>
                       <a:fillRect/>
                     </a:stretch>
@@ -3985,8 +4615,8 @@
         </w:pict>
       </w:r>
     </w:p>
-    <w:bookmarkEnd w:id="40"/>
-    <w:bookmarkStart w:id="50" w:name="X718976fd2bbeeaf26074214b9f086c2c49ad4f9"/>
+    <w:bookmarkEnd w:id="45"/>
+    <w:bookmarkStart w:id="57" w:name="X718976fd2bbeeaf26074214b9f086c2c49ad4f9"/>
     <w:p>
       <w:pPr>
         <w:pStyle w:val="Heading2"/>
@@ -4041,18 +4671,18 @@
           <wp:inline>
             <wp:extent cx="5334000" cy="3101404"/>
             <wp:effectExtent b="0" l="0" r="0" t="0"/>
-            <wp:docPr descr="Lock compatibility matrix (S-S compatible, anything with X incompatible) and the two-phase locking growing/shrinking phases with the lock point at the peak." title="" id="42" name="Picture"/>
+            <wp:docPr descr="Lock compatibility matrix (S-S compatible, anything with X incompatible) and the two-phase locking growing/shrinking phases with the lock point at the peak." title="" id="47" name="Picture"/>
             <a:graphic>
               <a:graphicData uri="http://schemas.openxmlformats.org/drawingml/2006/picture">
                 <pic:pic>
                   <pic:nvPicPr>
-                    <pic:cNvPr descr="images/98_2pl.png" id="43" name="Picture"/>
+                    <pic:cNvPr descr="images/98_2pl.png" id="48" name="Picture"/>
                     <pic:cNvPicPr>
                       <a:picLocks noChangeArrowheads="1" noChangeAspect="1"/>
                     </pic:cNvPicPr>
                   </pic:nvPicPr>
                   <pic:blipFill>
-                    <a:blip r:embed="rId41"/>
+                    <a:blip r:embed="rId46"/>
                     <a:stretch>
                       <a:fillRect/>
                     </a:stretch>
@@ -4520,7 +5150,7 @@
         <w:t xml:space="preserve">.</w:t>
       </w:r>
     </w:p>
-    <w:bookmarkStart w:id="47" w:name="variants-of-2pl"/>
+    <w:bookmarkStart w:id="52" w:name="variants-of-2pl"/>
     <w:p>
       <w:pPr>
         <w:pStyle w:val="Heading3"/>
@@ -4538,18 +5168,18 @@
           <wp:inline>
             <wp:extent cx="5334000" cy="2699883"/>
             <wp:effectExtent b="0" l="0" r="0" t="0"/>
-            <wp:docPr descr="2PL variants: basic, conservative (deadlock-free), strict (holds X locks to commit, cascadeless), rigorous (holds all locks to commit)." title="" id="45" name="Picture"/>
+            <wp:docPr descr="2PL variants: basic, conservative (deadlock-free), strict (holds X locks to commit, cascadeless), rigorous (holds all locks to commit)." title="" id="50" name="Picture"/>
             <a:graphic>
               <a:graphicData uri="http://schemas.openxmlformats.org/drawingml/2006/picture">
                 <pic:pic>
                   <pic:nvPicPr>
-                    <pic:cNvPr descr="images/99_2pl_variants.png" id="46" name="Picture"/>
+                    <pic:cNvPr descr="images/99_2pl_variants.png" id="51" name="Picture"/>
                     <pic:cNvPicPr>
                       <a:picLocks noChangeArrowheads="1" noChangeAspect="1"/>
                     </pic:cNvPicPr>
                   </pic:nvPicPr>
                   <pic:blipFill>
-                    <a:blip r:embed="rId44"/>
+                    <a:blip r:embed="rId49"/>
                     <a:stretch>
                       <a:fillRect/>
                     </a:stretch>
@@ -5007,8 +5637,594 @@
         <w:t xml:space="preserve">holds even read locks to the end.</w:t>
       </w:r>
     </w:p>
-    <w:bookmarkEnd w:id="47"/>
-    <w:bookmarkStart w:id="48" w:name="lock-conversion-upgrade-downgrade"/>
+    <w:bookmarkEnd w:id="52"/>
+    <w:bookmarkStart w:id="53" w:name="X122545c2ce4dfde039991d2f8382159f64494a0"/>
+    <w:p>
+      <w:pPr>
+        <w:pStyle w:val="Heading3"/>
+      </w:pPr>
+      <w:r>
+        <w:t xml:space="preserve">9.9A Worked 2PL schedule — finding the lock point</w:t>
+      </w:r>
+    </w:p>
+    <w:p>
+      <w:pPr>
+        <w:pStyle w:val="FirstParagraph"/>
+      </w:pPr>
+      <w:r>
+        <w:t xml:space="preserve">Trace two transactions under</w:t>
+      </w:r>
+      <w:r>
+        <w:t xml:space="preserve"> </w:t>
+      </w:r>
+      <w:r>
+        <w:rPr>
+          <w:b/>
+          <w:bCs/>
+        </w:rPr>
+        <w:t xml:space="preserve">basic 2PL</w:t>
+      </w:r>
+      <w:r>
+        <w:t xml:space="preserve"> </w:t>
+      </w:r>
+      <w:r>
+        <w:t xml:space="preserve">and mark the</w:t>
+      </w:r>
+      <w:r>
+        <w:t xml:space="preserve"> </w:t>
+      </w:r>
+      <w:r>
+        <w:rPr>
+          <w:b/>
+          <w:bCs/>
+        </w:rPr>
+        <w:t xml:space="preserve">lock point</w:t>
+      </w:r>
+      <w:r>
+        <w:t xml:space="preserve"> </w:t>
+      </w:r>
+      <w:r>
+        <w:t xml:space="preserve">(the instant a</w:t>
+      </w:r>
+      <w:r>
+        <w:t xml:space="preserve"> </w:t>
+      </w:r>
+      <w:r>
+        <w:t xml:space="preserve">txn holds its</w:t>
+      </w:r>
+      <w:r>
+        <w:t xml:space="preserve"> </w:t>
+      </w:r>
+      <w:r>
+        <w:rPr>
+          <w:i/>
+          <w:iCs/>
+        </w:rPr>
+        <w:t xml:space="preserve">last</w:t>
+      </w:r>
+      <w:r>
+        <w:t xml:space="preserve"> </w:t>
+      </w:r>
+      <w:r>
+        <w:t xml:space="preserve">lock — the peak of its growing phase).</w:t>
+      </w:r>
+      <w:r>
+        <w:t xml:space="preserve"> </w:t>
+      </w:r>
+      <w:r>
+        <w:rPr>
+          <w:rStyle w:val="VerbatimChar"/>
+        </w:rPr>
+        <w:t xml:space="preserve">L-S</w:t>
+      </w:r>
+      <w:r>
+        <w:t xml:space="preserve">/</w:t>
+      </w:r>
+      <w:r>
+        <w:rPr>
+          <w:rStyle w:val="VerbatimChar"/>
+        </w:rPr>
+        <w:t xml:space="preserve">L-X</w:t>
+      </w:r>
+      <w:r>
+        <w:t xml:space="preserve"> </w:t>
+      </w:r>
+      <w:r>
+        <w:t xml:space="preserve">= acquire</w:t>
+      </w:r>
+      <w:r>
+        <w:t xml:space="preserve"> </w:t>
+      </w:r>
+      <w:r>
+        <w:t xml:space="preserve">shared/exclusive lock;</w:t>
+      </w:r>
+      <w:r>
+        <w:t xml:space="preserve"> </w:t>
+      </w:r>
+      <w:r>
+        <w:rPr>
+          <w:rStyle w:val="VerbatimChar"/>
+        </w:rPr>
+        <w:t xml:space="preserve">U</w:t>
+      </w:r>
+      <w:r>
+        <w:t xml:space="preserve"> </w:t>
+      </w:r>
+      <w:r>
+        <w:t xml:space="preserve">= unlock.</w:t>
+      </w:r>
+    </w:p>
+    <w:p>
+      <w:pPr>
+        <w:pStyle w:val="SourceCode"/>
+      </w:pPr>
+      <w:r>
+        <w:rPr>
+          <w:rStyle w:val="VerbatimChar"/>
+        </w:rPr>
+        <w:t xml:space="preserve"> T1                         T2</w:t>
+      </w:r>
+      <w:r>
+        <w:br/>
+      </w:r>
+      <w:r>
+        <w:rPr>
+          <w:rStyle w:val="VerbatimChar"/>
+        </w:rPr>
+        <w:t xml:space="preserve"> ------------------------   ------------------------</w:t>
+      </w:r>
+      <w:r>
+        <w:br/>
+      </w:r>
+      <w:r>
+        <w:rPr>
+          <w:rStyle w:val="VerbatimChar"/>
+        </w:rPr>
+        <w:t xml:space="preserve"> L-X(A)</w:t>
+      </w:r>
+      <w:r>
+        <w:br/>
+      </w:r>
+      <w:r>
+        <w:rPr>
+          <w:rStyle w:val="VerbatimChar"/>
+        </w:rPr>
+        <w:t xml:space="preserve"> read A ; write A</w:t>
+      </w:r>
+      <w:r>
+        <w:br/>
+      </w:r>
+      <w:r>
+        <w:rPr>
+          <w:rStyle w:val="VerbatimChar"/>
+        </w:rPr>
+        <w:t xml:space="preserve">                            L-S(B)</w:t>
+      </w:r>
+      <w:r>
+        <w:br/>
+      </w:r>
+      <w:r>
+        <w:rPr>
+          <w:rStyle w:val="VerbatimChar"/>
+        </w:rPr>
+        <w:t xml:space="preserve">                            read B</w:t>
+      </w:r>
+      <w:r>
+        <w:br/>
+      </w:r>
+      <w:r>
+        <w:rPr>
+          <w:rStyle w:val="VerbatimChar"/>
+        </w:rPr>
+        <w:t xml:space="preserve"> L-X(B)  ── must WAIT (T2 holds S on B) ... granted after T2 unlocks</w:t>
+      </w:r>
+      <w:r>
+        <w:br/>
+      </w:r>
+      <w:r>
+        <w:rPr>
+          <w:rStyle w:val="VerbatimChar"/>
+        </w:rPr>
+        <w:t xml:space="preserve"> write B</w:t>
+      </w:r>
+      <w:r>
+        <w:br/>
+      </w:r>
+      <w:r>
+        <w:rPr>
+          <w:rStyle w:val="VerbatimChar"/>
+        </w:rPr>
+        <w:t xml:space="preserve"> U(A) ; U(B)   &lt;-- shrinking begins; nothing new acquired after this</w:t>
+      </w:r>
+      <w:r>
+        <w:br/>
+      </w:r>
+      <w:r>
+        <w:rPr>
+          <w:rStyle w:val="VerbatimChar"/>
+        </w:rPr>
+        <w:t xml:space="preserve">                            U(B)</w:t>
+      </w:r>
+    </w:p>
+    <w:p>
+      <w:pPr>
+        <w:pStyle w:val="FirstParagraph"/>
+      </w:pPr>
+      <w:r>
+        <w:rPr>
+          <w:b/>
+          <w:bCs/>
+        </w:rPr>
+        <w:t xml:space="preserve">Where is each lock point?</w:t>
+      </w:r>
+    </w:p>
+    <w:p>
+      <w:pPr>
+        <w:pStyle w:val="SourceCode"/>
+      </w:pPr>
+      <w:r>
+        <w:rPr>
+          <w:rStyle w:val="VerbatimChar"/>
+        </w:rPr>
+        <w:t xml:space="preserve">T1 lock point  =  right after L-X(B) is granted   (T1 now holds A and B — its max set)</w:t>
+      </w:r>
+      <w:r>
+        <w:br/>
+      </w:r>
+      <w:r>
+        <w:rPr>
+          <w:rStyle w:val="VerbatimChar"/>
+        </w:rPr>
+        <w:t xml:space="preserve">T2 lock point  =  right after L-S(B) is granted   (T2's only lock)</w:t>
+      </w:r>
+    </w:p>
+    <w:p>
+      <w:pPr>
+        <w:pStyle w:val="BlockText"/>
+      </w:pPr>
+      <w:r>
+        <w:rPr>
+          <w:b/>
+          <w:bCs/>
+        </w:rPr>
+        <w:t xml:space="preserve">The serial order 2PL produces = the order of lock points.</w:t>
+      </w:r>
+      <w:r>
+        <w:t xml:space="preserve"> </w:t>
+      </w:r>
+      <w:r>
+        <w:t xml:space="preserve">T2 reaches its lock</w:t>
+      </w:r>
+      <w:r>
+        <w:t xml:space="preserve"> </w:t>
+      </w:r>
+      <w:r>
+        <w:t xml:space="preserve">point before T1 does, so the schedule is conflict-equivalent to the serial order</w:t>
+      </w:r>
+      <w:r>
+        <w:t xml:space="preserve"> </w:t>
+      </w:r>
+      <w:r>
+        <w:rPr>
+          <w:b/>
+          <w:bCs/>
+        </w:rPr>
+        <w:t xml:space="preserve">T2, T1</w:t>
+      </w:r>
+      <w:r>
+        <w:t xml:space="preserve">. This is</w:t>
+      </w:r>
+      <w:r>
+        <w:t xml:space="preserve"> </w:t>
+      </w:r>
+      <w:r>
+        <w:rPr>
+          <w:i/>
+          <w:iCs/>
+        </w:rPr>
+        <w:t xml:space="preserve">why</w:t>
+      </w:r>
+      <w:r>
+        <w:t xml:space="preserve"> </w:t>
+      </w:r>
+      <w:r>
+        <w:t xml:space="preserve">2PL guarantees conflict serializability: no txn can grab a</w:t>
+      </w:r>
+      <w:r>
+        <w:t xml:space="preserve"> </w:t>
+      </w:r>
+      <w:r>
+        <w:t xml:space="preserve">new lock after releasing one, so lock points impose a consistent global order → the</w:t>
+      </w:r>
+      <w:r>
+        <w:t xml:space="preserve"> </w:t>
+      </w:r>
+      <w:r>
+        <w:t xml:space="preserve">precedence graph is guaranteed</w:t>
+      </w:r>
+      <w:r>
+        <w:t xml:space="preserve"> </w:t>
+      </w:r>
+      <w:r>
+        <w:rPr>
+          <w:b/>
+          <w:bCs/>
+        </w:rPr>
+        <w:t xml:space="preserve">acyclic</w:t>
+      </w:r>
+      <w:r>
+        <w:t xml:space="preserve">.</w:t>
+      </w:r>
+    </w:p>
+    <w:p>
+      <w:pPr>
+        <w:pStyle w:val="FirstParagraph"/>
+      </w:pPr>
+      <w:r>
+        <w:rPr>
+          <w:b/>
+          <w:bCs/>
+        </w:rPr>
+        <w:t xml:space="preserve">Same schedule under the three variants</w:t>
+      </w:r>
+      <w:r>
+        <w:t xml:space="preserve"> </w:t>
+      </w:r>
+      <w:r>
+        <w:t xml:space="preserve">(only</w:t>
+      </w:r>
+      <w:r>
+        <w:t xml:space="preserve"> </w:t>
+      </w:r>
+      <w:r>
+        <w:rPr>
+          <w:i/>
+          <w:iCs/>
+        </w:rPr>
+        <w:t xml:space="preserve">when locks are released</w:t>
+      </w:r>
+      <w:r>
+        <w:t xml:space="preserve"> </w:t>
+      </w:r>
+      <w:r>
+        <w:t xml:space="preserve">changes):</w:t>
+      </w:r>
+    </w:p>
+    <w:p>
+      <w:pPr>
+        <w:pStyle w:val="SourceCode"/>
+      </w:pPr>
+      <w:r>
+        <w:rPr>
+          <w:rStyle w:val="VerbatimChar"/>
+        </w:rPr>
+        <w:t xml:space="preserve">BASIC 2PL    : T1 may U(A) as soon as it finishes A (before commit) -&gt; a later abort</w:t>
+      </w:r>
+      <w:r>
+        <w:br/>
+      </w:r>
+      <w:r>
+        <w:rPr>
+          <w:rStyle w:val="VerbatimChar"/>
+        </w:rPr>
+        <w:t xml:space="preserve">               of T1 could cascade to any txn that read A. Cascading possible.</w:t>
+      </w:r>
+      <w:r>
+        <w:br/>
+      </w:r>
+      <w:r>
+        <w:rPr>
+          <w:rStyle w:val="VerbatimChar"/>
+        </w:rPr>
+        <w:t xml:space="preserve">STRICT 2PL   : T1 holds the X lock on A and B until it COMMITs/ABORTs, then releases.</w:t>
+      </w:r>
+      <w:r>
+        <w:br/>
+      </w:r>
+      <w:r>
+        <w:rPr>
+          <w:rStyle w:val="VerbatimChar"/>
+        </w:rPr>
+        <w:t xml:space="preserve">               No one reads T1's uncommitted writes -&gt; cascadeless.</w:t>
+      </w:r>
+      <w:r>
+        <w:br/>
+      </w:r>
+      <w:r>
+        <w:rPr>
+          <w:rStyle w:val="VerbatimChar"/>
+        </w:rPr>
+        <w:t xml:space="preserve">RIGOROUS 2PL : T1 holds even its SHARED locks until commit -&gt; simplest serial order,</w:t>
+      </w:r>
+      <w:r>
+        <w:br/>
+      </w:r>
+      <w:r>
+        <w:rPr>
+          <w:rStyle w:val="VerbatimChar"/>
+        </w:rPr>
+        <w:t xml:space="preserve">               least concurrency.</w:t>
+      </w:r>
+    </w:p>
+    <w:bookmarkEnd w:id="53"/>
+    <w:bookmarkStart w:id="54" w:name="X95f8898a0acd5ba25786da06f9d129d2dee1b3c"/>
+    <w:p>
+      <w:pPr>
+        <w:pStyle w:val="Heading3"/>
+      </w:pPr>
+      <w:r>
+        <w:t xml:space="preserve">9.9B Why 2PL is serializable yet can still deadlock</w:t>
+      </w:r>
+    </w:p>
+    <w:p>
+      <w:pPr>
+        <w:pStyle w:val="FirstParagraph"/>
+      </w:pPr>
+      <w:r>
+        <w:t xml:space="preserve">The very rule that makes 2PL correct is what lets it deadlock. In the trace above,</w:t>
+      </w:r>
+      <w:r>
+        <w:t xml:space="preserve"> </w:t>
+      </w:r>
+      <w:r>
+        <w:t xml:space="preserve">imagine T2</w:t>
+      </w:r>
+      <w:r>
+        <w:t xml:space="preserve"> </w:t>
+      </w:r>
+      <w:r>
+        <w:rPr>
+          <w:i/>
+          <w:iCs/>
+        </w:rPr>
+        <w:t xml:space="preserve">also</w:t>
+      </w:r>
+      <w:r>
+        <w:t xml:space="preserve"> </w:t>
+      </w:r>
+      <w:r>
+        <w:t xml:space="preserve">needs</w:t>
+      </w:r>
+      <w:r>
+        <w:t xml:space="preserve"> </w:t>
+      </w:r>
+      <w:r>
+        <w:rPr>
+          <w:rStyle w:val="VerbatimChar"/>
+        </w:rPr>
+        <w:t xml:space="preserve">L-X(A)</w:t>
+      </w:r>
+      <w:r>
+        <w:t xml:space="preserve"> </w:t>
+      </w:r>
+      <w:r>
+        <w:t xml:space="preserve">while still holding</w:t>
+      </w:r>
+      <w:r>
+        <w:t xml:space="preserve"> </w:t>
+      </w:r>
+      <w:r>
+        <w:rPr>
+          <w:rStyle w:val="VerbatimChar"/>
+        </w:rPr>
+        <w:t xml:space="preserve">S(B)</w:t>
+      </w:r>
+      <w:r>
+        <w:t xml:space="preserve">:</w:t>
+      </w:r>
+    </w:p>
+    <w:p>
+      <w:pPr>
+        <w:pStyle w:val="SourceCode"/>
+      </w:pPr>
+      <w:r>
+        <w:rPr>
+          <w:rStyle w:val="VerbatimChar"/>
+        </w:rPr>
+        <w:t xml:space="preserve">T1 holds X(A), wants X(B)  ──▶ waits for T2</w:t>
+      </w:r>
+      <w:r>
+        <w:br/>
+      </w:r>
+      <w:r>
+        <w:rPr>
+          <w:rStyle w:val="VerbatimChar"/>
+        </w:rPr>
+        <w:t xml:space="preserve">T2 holds S(B), wants X(A)  ──▶ waits for T1</w:t>
+      </w:r>
+    </w:p>
+    <w:p>
+      <w:pPr>
+        <w:pStyle w:val="FirstParagraph"/>
+      </w:pPr>
+      <w:r>
+        <w:t xml:space="preserve">Neither can release (releasing would end its growing phase before it has all its</w:t>
+      </w:r>
+      <w:r>
+        <w:t xml:space="preserve"> </w:t>
+      </w:r>
+      <w:r>
+        <w:t xml:space="preserve">locks) →</w:t>
+      </w:r>
+      <w:r>
+        <w:t xml:space="preserve"> </w:t>
+      </w:r>
+      <w:r>
+        <w:rPr>
+          <w:b/>
+          <w:bCs/>
+        </w:rPr>
+        <w:t xml:space="preserve">wait-for cycle T1↔T2 = deadlock.</w:t>
+      </w:r>
+      <w:r>
+        <w:t xml:space="preserve"> </w:t>
+      </w:r>
+      <w:r>
+        <w:t xml:space="preserve">So 2PL trades one problem for another:</w:t>
+      </w:r>
+      <w:r>
+        <w:t xml:space="preserve"> </w:t>
+      </w:r>
+      <w:r>
+        <w:t xml:space="preserve">it</w:t>
+      </w:r>
+      <w:r>
+        <w:t xml:space="preserve"> </w:t>
+      </w:r>
+      <w:r>
+        <w:rPr>
+          <w:b/>
+          <w:bCs/>
+        </w:rPr>
+        <w:t xml:space="preserve">removes non-serializable schedules</w:t>
+      </w:r>
+      <w:r>
+        <w:t xml:space="preserve"> </w:t>
+      </w:r>
+      <w:r>
+        <w:t xml:space="preserve">but</w:t>
+      </w:r>
+      <w:r>
+        <w:t xml:space="preserve"> </w:t>
+      </w:r>
+      <w:r>
+        <w:rPr>
+          <w:b/>
+          <w:bCs/>
+        </w:rPr>
+        <w:t xml:space="preserve">introduces deadlock</w:t>
+      </w:r>
+      <w:r>
+        <w:t xml:space="preserve"> </w:t>
+      </w:r>
+      <w:r>
+        <w:t xml:space="preserve">(resolved by</w:t>
+      </w:r>
+      <w:r>
+        <w:t xml:space="preserve"> </w:t>
+      </w:r>
+      <w:r>
+        <w:t xml:space="preserve">detection + victim rollback, §9.10, or avoided entirely by</w:t>
+      </w:r>
+      <w:r>
+        <w:t xml:space="preserve"> </w:t>
+      </w:r>
+      <w:r>
+        <w:rPr>
+          <w:b/>
+          <w:bCs/>
+        </w:rPr>
+        <w:t xml:space="preserve">conservative</w:t>
+      </w:r>
+      <w:r>
+        <w:t xml:space="preserve"> </w:t>
+      </w:r>
+      <w:r>
+        <w:t xml:space="preserve">2PL).</w:t>
+      </w:r>
+    </w:p>
+    <w:bookmarkEnd w:id="54"/>
+    <w:bookmarkStart w:id="55" w:name="lock-conversion-upgrade-downgrade"/>
     <w:p>
       <w:pPr>
         <w:pStyle w:val="Heading3"/>
@@ -5203,8 +6419,8 @@
         <w:t xml:space="preserve">keeps 2PL’s serializability guarantee intact.</w:t>
       </w:r>
     </w:p>
-    <w:bookmarkEnd w:id="48"/>
-    <w:bookmarkStart w:id="49" w:name="multiple-granularity-locking-is-ix-six"/>
+    <w:bookmarkEnd w:id="55"/>
+    <w:bookmarkStart w:id="56" w:name="multiple-granularity-locking-is-ix-six"/>
     <w:p>
       <w:pPr>
         <w:pStyle w:val="Heading3"/>
@@ -5687,9 +6903,9 @@
         </w:pict>
       </w:r>
     </w:p>
-    <w:bookmarkEnd w:id="49"/>
-    <w:bookmarkEnd w:id="50"/>
-    <w:bookmarkStart w:id="54" w:name="deadlocks"/>
+    <w:bookmarkEnd w:id="56"/>
+    <w:bookmarkEnd w:id="57"/>
+    <w:bookmarkStart w:id="61" w:name="deadlocks"/>
     <w:p>
       <w:pPr>
         <w:pStyle w:val="Heading2"/>
@@ -5707,18 +6923,18 @@
           <wp:inline>
             <wp:extent cx="5334000" cy="3101404"/>
             <wp:effectExtent b="0" l="0" r="0" t="0"/>
-            <wp:docPr descr="Deadlock: a cycle in the wait-for graph; prevention via wait-die / wound-wait timestamp schemes; detection via wait-for graph or timeout; the four Coffman conditions." title="" id="52" name="Picture"/>
+            <wp:docPr descr="Deadlock: a cycle in the wait-for graph; prevention via wait-die / wound-wait timestamp schemes; detection via wait-for graph or timeout; the four Coffman conditions." title="" id="59" name="Picture"/>
             <a:graphic>
               <a:graphicData uri="http://schemas.openxmlformats.org/drawingml/2006/picture">
                 <pic:pic>
                   <pic:nvPicPr>
-                    <pic:cNvPr descr="images/100_deadlock.png" id="53" name="Picture"/>
+                    <pic:cNvPr descr="images/100_deadlock.png" id="60" name="Picture"/>
                     <pic:cNvPicPr>
                       <a:picLocks noChangeArrowheads="1" noChangeAspect="1"/>
                     </pic:cNvPicPr>
                   </pic:nvPicPr>
                   <pic:blipFill>
-                    <a:blip r:embed="rId51"/>
+                    <a:blip r:embed="rId58"/>
                     <a:stretch>
                       <a:fillRect/>
                     </a:stretch>
@@ -6313,8 +7529,8 @@
         </w:pict>
       </w:r>
     </w:p>
-    <w:bookmarkEnd w:id="54"/>
-    <w:bookmarkStart w:id="59" w:name="timestamp-ordering-to-protocol"/>
+    <w:bookmarkEnd w:id="61"/>
+    <w:bookmarkStart w:id="66" w:name="timestamp-ordering-to-protocol"/>
     <w:p>
       <w:pPr>
         <w:pStyle w:val="Heading2"/>
@@ -6378,18 +7594,18 @@
           <wp:inline>
             <wp:extent cx="5334000" cy="3101404"/>
             <wp:effectExtent b="0" l="0" r="0" t="0"/>
-            <wp:docPr descr="Timestamp ordering: each item has read- and write-timestamps; reads/writes that violate timestamp order are rejected and the transaction rolls back; Thomas write rule ignores outdated writes." title="" id="56" name="Picture"/>
+            <wp:docPr descr="Timestamp ordering: each item has read- and write-timestamps; reads/writes that violate timestamp order are rejected and the transaction rolls back; Thomas write rule ignores outdated writes." title="" id="63" name="Picture"/>
             <a:graphic>
               <a:graphicData uri="http://schemas.openxmlformats.org/drawingml/2006/picture">
                 <pic:pic>
                   <pic:nvPicPr>
-                    <pic:cNvPr descr="images/101_timestamp_ordering.png" id="57" name="Picture"/>
+                    <pic:cNvPr descr="images/101_timestamp_ordering.png" id="64" name="Picture"/>
                     <pic:cNvPicPr>
                       <a:picLocks noChangeArrowheads="1" noChangeAspect="1"/>
                     </pic:cNvPicPr>
                   </pic:nvPicPr>
                   <pic:blipFill>
-                    <a:blip r:embed="rId55"/>
+                    <a:blip r:embed="rId62"/>
                     <a:stretch>
                       <a:fillRect/>
                     </a:stretch>
@@ -6758,6 +7974,261 @@
           <w:b/>
           <w:bCs/>
         </w:rPr>
+        <w:t xml:space="preserve">Worked example (a rejected operation).</w:t>
+      </w:r>
+      <w:r>
+        <w:t xml:space="preserve"> </w:t>
+      </w:r>
+      <w:r>
+        <w:t xml:space="preserve">Let</w:t>
+      </w:r>
+      <w:r>
+        <w:t xml:space="preserve"> </w:t>
+      </w:r>
+      <w:r>
+        <w:rPr>
+          <w:rStyle w:val="VerbatimChar"/>
+        </w:rPr>
+        <w:t xml:space="preserve">TS(T1)=5</w:t>
+      </w:r>
+      <w:r>
+        <w:t xml:space="preserve">,</w:t>
+      </w:r>
+      <w:r>
+        <w:t xml:space="preserve"> </w:t>
+      </w:r>
+      <w:r>
+        <w:rPr>
+          <w:rStyle w:val="VerbatimChar"/>
+        </w:rPr>
+        <w:t xml:space="preserve">TS(T2)=10</w:t>
+      </w:r>
+      <w:r>
+        <w:t xml:space="preserve"> </w:t>
+      </w:r>
+      <w:r>
+        <w:t xml:space="preserve">(T1 older).</w:t>
+      </w:r>
+      <w:r>
+        <w:t xml:space="preserve"> </w:t>
+      </w:r>
+      <w:r>
+        <w:t xml:space="preserve">Item X starts with</w:t>
+      </w:r>
+      <w:r>
+        <w:t xml:space="preserve"> </w:t>
+      </w:r>
+      <w:r>
+        <w:rPr>
+          <w:rStyle w:val="VerbatimChar"/>
+        </w:rPr>
+        <w:t xml:space="preserve">R-ts(X)=0</w:t>
+      </w:r>
+      <w:r>
+        <w:t xml:space="preserve">,</w:t>
+      </w:r>
+      <w:r>
+        <w:t xml:space="preserve"> </w:t>
+      </w:r>
+      <w:r>
+        <w:rPr>
+          <w:rStyle w:val="VerbatimChar"/>
+        </w:rPr>
+        <w:t xml:space="preserve">W-ts(X)=0</w:t>
+      </w:r>
+      <w:r>
+        <w:t xml:space="preserve">.</w:t>
+      </w:r>
+    </w:p>
+    <w:p>
+      <w:pPr>
+        <w:pStyle w:val="SourceCode"/>
+      </w:pPr>
+      <w:r>
+        <w:rPr>
+          <w:rStyle w:val="VerbatimChar"/>
+        </w:rPr>
+        <w:t xml:space="preserve"> op        rule check                           result</w:t>
+      </w:r>
+      <w:r>
+        <w:br/>
+      </w:r>
+      <w:r>
+        <w:rPr>
+          <w:rStyle w:val="VerbatimChar"/>
+        </w:rPr>
+        <w:t xml:space="preserve"> --------  -----------------------------------  -------------------------------</w:t>
+      </w:r>
+      <w:r>
+        <w:br/>
+      </w:r>
+      <w:r>
+        <w:rPr>
+          <w:rStyle w:val="VerbatimChar"/>
+        </w:rPr>
+        <w:t xml:space="preserve"> r2(X)     TS(2)=10 ≥ W-ts=0    OK              read; R-ts(X)=max(0,10)=10</w:t>
+      </w:r>
+      <w:r>
+        <w:br/>
+      </w:r>
+      <w:r>
+        <w:rPr>
+          <w:rStyle w:val="VerbatimChar"/>
+        </w:rPr>
+        <w:t xml:space="preserve"> w1(X)     TS(1)=5  &lt; R-ts(X)=10  VIOLATION     REJECT -&gt; roll back T1</w:t>
+      </w:r>
+    </w:p>
+    <w:p>
+      <w:pPr>
+        <w:pStyle w:val="BlockText"/>
+      </w:pPr>
+      <w:r>
+        <w:t xml:space="preserve">T1’s write is rejected because a</w:t>
+      </w:r>
+      <w:r>
+        <w:t xml:space="preserve"> </w:t>
+      </w:r>
+      <w:r>
+        <w:rPr>
+          <w:b/>
+          <w:bCs/>
+        </w:rPr>
+        <w:t xml:space="preserve">younger</w:t>
+      </w:r>
+      <w:r>
+        <w:t xml:space="preserve"> </w:t>
+      </w:r>
+      <w:r>
+        <w:t xml:space="preserve">transaction (T2) has</w:t>
+      </w:r>
+      <w:r>
+        <w:t xml:space="preserve"> </w:t>
+      </w:r>
+      <w:r>
+        <w:rPr>
+          <w:b/>
+          <w:bCs/>
+        </w:rPr>
+        <w:t xml:space="preserve">already read</w:t>
+      </w:r>
+      <w:r>
+        <w:t xml:space="preserve"> </w:t>
+      </w:r>
+      <w:r>
+        <w:t xml:space="preserve">X — letting T1 write now would make T2’s earlier read incorrect (T2 read a value</w:t>
+      </w:r>
+      <w:r>
+        <w:t xml:space="preserve"> </w:t>
+      </w:r>
+      <w:r>
+        <w:t xml:space="preserve">that</w:t>
+      </w:r>
+      <w:r>
+        <w:t xml:space="preserve"> </w:t>
+      </w:r>
+      <w:r>
+        <w:t xml:space="preserve">“should”</w:t>
+      </w:r>
+      <w:r>
+        <w:t xml:space="preserve"> </w:t>
+      </w:r>
+      <w:r>
+        <w:t xml:space="preserve">have included T1’s older write). T1 restarts with a</w:t>
+      </w:r>
+      <w:r>
+        <w:t xml:space="preserve"> </w:t>
+      </w:r>
+      <w:r>
+        <w:rPr>
+          <w:b/>
+          <w:bCs/>
+        </w:rPr>
+        <w:t xml:space="preserve">new, larger</w:t>
+      </w:r>
+      <w:r>
+        <w:t xml:space="preserve"> </w:t>
+      </w:r>
+      <w:r>
+        <w:t xml:space="preserve">timestamp. Note: had it been</w:t>
+      </w:r>
+      <w:r>
+        <w:t xml:space="preserve"> </w:t>
+      </w:r>
+      <w:r>
+        <w:rPr>
+          <w:rStyle w:val="VerbatimChar"/>
+        </w:rPr>
+        <w:t xml:space="preserve">w1(X)</w:t>
+      </w:r>
+      <w:r>
+        <w:t xml:space="preserve"> </w:t>
+      </w:r>
+      <w:r>
+        <w:t xml:space="preserve">with only</w:t>
+      </w:r>
+      <w:r>
+        <w:t xml:space="preserve"> </w:t>
+      </w:r>
+      <w:r>
+        <w:rPr>
+          <w:rStyle w:val="VerbatimChar"/>
+        </w:rPr>
+        <w:t xml:space="preserve">W-ts(X)=12 &gt; 5</w:t>
+      </w:r>
+      <w:r>
+        <w:t xml:space="preserve"> </w:t>
+      </w:r>
+      <w:r>
+        <w:t xml:space="preserve">(no younger read),</w:t>
+      </w:r>
+      <w:r>
+        <w:t xml:space="preserve"> </w:t>
+      </w:r>
+      <w:r>
+        <w:t xml:space="preserve">the</w:t>
+      </w:r>
+      <w:r>
+        <w:t xml:space="preserve"> </w:t>
+      </w:r>
+      <w:r>
+        <w:rPr>
+          <w:b/>
+          <w:bCs/>
+        </w:rPr>
+        <w:t xml:space="preserve">Thomas write rule</w:t>
+      </w:r>
+      <w:r>
+        <w:t xml:space="preserve"> </w:t>
+      </w:r>
+      <w:r>
+        <w:t xml:space="preserve">would simply</w:t>
+      </w:r>
+      <w:r>
+        <w:t xml:space="preserve"> </w:t>
+      </w:r>
+      <w:r>
+        <w:rPr>
+          <w:b/>
+          <w:bCs/>
+        </w:rPr>
+        <w:t xml:space="preserve">ignore</w:t>
+      </w:r>
+      <w:r>
+        <w:t xml:space="preserve"> </w:t>
+      </w:r>
+      <w:r>
+        <w:t xml:space="preserve">the write instead of rolling back.</w:t>
+      </w:r>
+    </w:p>
+    <w:p>
+      <w:pPr>
+        <w:pStyle w:val="BlockText"/>
+      </w:pPr>
+      <w:r>
+        <w:rPr>
+          <w:b/>
+          <w:bCs/>
+        </w:rPr>
         <w:t xml:space="preserve">Key property:</w:t>
       </w:r>
       <w:r>
@@ -6897,7 +8368,7 @@
         <w:t xml:space="preserve">idea used by wait-die / wound-wait.</w:t>
       </w:r>
     </w:p>
-    <w:bookmarkStart w:id="58" w:name="X3b3c649fe7a970fb7116f13962f89bc2b4ed3ef"/>
+    <w:bookmarkStart w:id="65" w:name="X3b3c649fe7a970fb7116f13962f89bc2b4ed3ef"/>
     <w:p>
       <w:pPr>
         <w:pStyle w:val="Heading3"/>
@@ -7225,9 +8696,9 @@
         </w:pict>
       </w:r>
     </w:p>
-    <w:bookmarkEnd w:id="58"/>
-    <w:bookmarkEnd w:id="59"/>
-    <w:bookmarkStart w:id="63" w:name="mvcc-multiversion-concurrency-control"/>
+    <w:bookmarkEnd w:id="65"/>
+    <w:bookmarkEnd w:id="66"/>
+    <w:bookmarkStart w:id="71" w:name="mvcc-multiversion-concurrency-control"/>
     <w:p>
       <w:pPr>
         <w:pStyle w:val="Heading2"/>
@@ -7245,18 +8716,18 @@
           <wp:inline>
             <wp:extent cx="5334000" cy="2919663"/>
             <wp:effectExtent b="0" l="0" r="0" t="0"/>
-            <wp:docPr descr="MVCC keeps multiple versions of each item so writes create new versions and reads see a consistent snapshot; readers never block writers and vice versa; snapshot isolation underlies PostgreSQL/Oracle." title="" id="61" name="Picture"/>
+            <wp:docPr descr="MVCC keeps multiple versions of each item so writes create new versions and reads see a consistent snapshot; readers never block writers and vice versa; snapshot isolation underlies PostgreSQL/Oracle." title="" id="68" name="Picture"/>
             <a:graphic>
               <a:graphicData uri="http://schemas.openxmlformats.org/drawingml/2006/picture">
                 <pic:pic>
                   <pic:nvPicPr>
-                    <pic:cNvPr descr="images/102_mvcc.png" id="62" name="Picture"/>
+                    <pic:cNvPr descr="images/102_mvcc.png" id="69" name="Picture"/>
                     <pic:cNvPicPr>
                       <a:picLocks noChangeArrowheads="1" noChangeAspect="1"/>
                     </pic:cNvPicPr>
                   </pic:nvPicPr>
                   <pic:blipFill>
-                    <a:blip r:embed="rId60"/>
+                    <a:blip r:embed="rId67"/>
                     <a:stretch>
                       <a:fillRect/>
                     </a:stretch>
@@ -7562,6 +9033,381 @@
         <w:t xml:space="preserve">in PostgreSQL).</w:t>
       </w:r>
     </w:p>
+    <w:bookmarkStart w:id="70" w:name="X519fc6609f68e4dd3618f3bbe87435a75b6563b"/>
+    <w:p>
+      <w:pPr>
+        <w:pStyle w:val="Heading3"/>
+      </w:pPr>
+      <w:r>
+        <w:t xml:space="preserve">9.12A Worked multiversion trace (read-ts / write-ts per version)</w:t>
+      </w:r>
+    </w:p>
+    <w:p>
+      <w:pPr>
+        <w:pStyle w:val="FirstParagraph"/>
+      </w:pPr>
+      <w:r>
+        <w:t xml:space="preserve">Multiversion timestamp ordering keeps, for</w:t>
+      </w:r>
+      <w:r>
+        <w:t xml:space="preserve"> </w:t>
+      </w:r>
+      <w:r>
+        <w:rPr>
+          <w:b/>
+          <w:bCs/>
+        </w:rPr>
+        <w:t xml:space="preserve">each version</w:t>
+      </w:r>
+      <w:r>
+        <w:t xml:space="preserve"> </w:t>
+      </w:r>
+      <w:r>
+        <w:t xml:space="preserve">X_k of item X, a</w:t>
+      </w:r>
+      <w:r>
+        <w:t xml:space="preserve"> </w:t>
+      </w:r>
+      <w:r>
+        <w:rPr>
+          <w:b/>
+          <w:bCs/>
+        </w:rPr>
+        <w:t xml:space="preserve">W-timestamp</w:t>
+      </w:r>
+      <w:r>
+        <w:t xml:space="preserve"> </w:t>
+      </w:r>
+      <w:r>
+        <w:t xml:space="preserve">(the txn that created it) and a</w:t>
+      </w:r>
+      <w:r>
+        <w:t xml:space="preserve"> </w:t>
+      </w:r>
+      <w:r>
+        <w:rPr>
+          <w:b/>
+          <w:bCs/>
+        </w:rPr>
+        <w:t xml:space="preserve">R-timestamp</w:t>
+      </w:r>
+      <w:r>
+        <w:t xml:space="preserve"> </w:t>
+      </w:r>
+      <w:r>
+        <w:t xml:space="preserve">(largest txn that read</w:t>
+      </w:r>
+      <w:r>
+        <w:t xml:space="preserve"> </w:t>
+      </w:r>
+      <w:r>
+        <w:t xml:space="preserve">it). A read of X by T is routed to the</w:t>
+      </w:r>
+      <w:r>
+        <w:t xml:space="preserve"> </w:t>
+      </w:r>
+      <w:r>
+        <w:rPr>
+          <w:b/>
+          <w:bCs/>
+        </w:rPr>
+        <w:t xml:space="preserve">newest version whose W-ts ≤ TS(T)</w:t>
+      </w:r>
+      <w:r>
+        <w:t xml:space="preserve"> </w:t>
+      </w:r>
+      <w:r>
+        <w:t xml:space="preserve">— so a</w:t>
+      </w:r>
+      <w:r>
+        <w:t xml:space="preserve"> </w:t>
+      </w:r>
+      <w:r>
+        <w:t xml:space="preserve">read</w:t>
+      </w:r>
+      <w:r>
+        <w:t xml:space="preserve"> </w:t>
+      </w:r>
+      <w:r>
+        <w:rPr>
+          <w:b/>
+          <w:bCs/>
+        </w:rPr>
+        <w:t xml:space="preserve">never fails</w:t>
+      </w:r>
+      <w:r>
+        <w:t xml:space="preserve">; only writes can be rejected.</w:t>
+      </w:r>
+    </w:p>
+    <w:p>
+      <w:pPr>
+        <w:pStyle w:val="BlockText"/>
+      </w:pPr>
+      <w:r>
+        <w:t xml:space="preserve">Let</w:t>
+      </w:r>
+      <w:r>
+        <w:t xml:space="preserve"> </w:t>
+      </w:r>
+      <w:r>
+        <w:rPr>
+          <w:rStyle w:val="VerbatimChar"/>
+        </w:rPr>
+        <w:t xml:space="preserve">TS(T1)=5</w:t>
+      </w:r>
+      <w:r>
+        <w:t xml:space="preserve">,</w:t>
+      </w:r>
+      <w:r>
+        <w:t xml:space="preserve"> </w:t>
+      </w:r>
+      <w:r>
+        <w:rPr>
+          <w:rStyle w:val="VerbatimChar"/>
+        </w:rPr>
+        <w:t xml:space="preserve">TS(T2)=10</w:t>
+      </w:r>
+      <w:r>
+        <w:t xml:space="preserve">,</w:t>
+      </w:r>
+      <w:r>
+        <w:t xml:space="preserve"> </w:t>
+      </w:r>
+      <w:r>
+        <w:rPr>
+          <w:rStyle w:val="VerbatimChar"/>
+        </w:rPr>
+        <w:t xml:space="preserve">TS(T3)=8</w:t>
+      </w:r>
+      <w:r>
+        <w:t xml:space="preserve">. X begins as version</w:t>
+      </w:r>
+      <w:r>
+        <w:t xml:space="preserve"> </w:t>
+      </w:r>
+      <w:r>
+        <w:rPr>
+          <w:rStyle w:val="VerbatimChar"/>
+        </w:rPr>
+        <w:t xml:space="preserve">X0</w:t>
+      </w:r>
+      <w:r>
+        <w:t xml:space="preserve"> </w:t>
+      </w:r>
+      <w:r>
+        <w:t xml:space="preserve">with</w:t>
+      </w:r>
+      <w:r>
+        <w:t xml:space="preserve"> </w:t>
+      </w:r>
+      <w:r>
+        <w:rPr>
+          <w:rStyle w:val="VerbatimChar"/>
+        </w:rPr>
+        <w:t xml:space="preserve">W-ts=0</w:t>
+      </w:r>
+      <w:r>
+        <w:t xml:space="preserve">.</w:t>
+      </w:r>
+    </w:p>
+    <w:p>
+      <w:pPr>
+        <w:pStyle w:val="SourceCode"/>
+      </w:pPr>
+      <w:r>
+        <w:rPr>
+          <w:rStyle w:val="VerbatimChar"/>
+        </w:rPr>
+        <w:t xml:space="preserve"> op       routed to / action                                   versions of X</w:t>
+      </w:r>
+      <w:r>
+        <w:br/>
+      </w:r>
+      <w:r>
+        <w:rPr>
+          <w:rStyle w:val="VerbatimChar"/>
+        </w:rPr>
+        <w:t xml:space="preserve"> -------  --------------------------------------------------   -----------------------</w:t>
+      </w:r>
+      <w:r>
+        <w:br/>
+      </w:r>
+      <w:r>
+        <w:rPr>
+          <w:rStyle w:val="VerbatimChar"/>
+        </w:rPr>
+        <w:t xml:space="preserve"> w1(X)    T1 writes -&gt; create X1 with W-ts=5                    X0(w0)  X1(w5)</w:t>
+      </w:r>
+      <w:r>
+        <w:br/>
+      </w:r>
+      <w:r>
+        <w:rPr>
+          <w:rStyle w:val="VerbatimChar"/>
+        </w:rPr>
+        <w:t xml:space="preserve"> r2(X)    newest version with W-ts ≤ 10 -&gt; X1 ; set R-ts(X1)=10 X0      X1(w5,r10)</w:t>
+      </w:r>
+      <w:r>
+        <w:br/>
+      </w:r>
+      <w:r>
+        <w:rPr>
+          <w:rStyle w:val="VerbatimChar"/>
+        </w:rPr>
+        <w:t xml:space="preserve"> r3(X)    newest version with W-ts ≤ 8  -&gt; X1 (reads T1's val)  X0      X1(w5,r10)</w:t>
+      </w:r>
+      <w:r>
+        <w:br/>
+      </w:r>
+      <w:r>
+        <w:rPr>
+          <w:rStyle w:val="VerbatimChar"/>
+        </w:rPr>
+        <w:t xml:space="preserve"> w2(X)    T2 writes -&gt; create X2 with W-ts=10                   X0  X1  X2(w10)</w:t>
+      </w:r>
+    </w:p>
+    <w:p>
+      <w:pPr>
+        <w:pStyle w:val="BlockText"/>
+      </w:pPr>
+      <w:r>
+        <w:rPr>
+          <w:b/>
+          <w:bCs/>
+        </w:rPr>
+        <w:t xml:space="preserve">The key win, made concrete:</w:t>
+      </w:r>
+      <w:r>
+        <w:t xml:space="preserve"> </w:t>
+      </w:r>
+      <w:r>
+        <w:rPr>
+          <w:rStyle w:val="VerbatimChar"/>
+        </w:rPr>
+        <w:t xml:space="preserve">r3(X)</w:t>
+      </w:r>
+      <w:r>
+        <w:t xml:space="preserve"> </w:t>
+      </w:r>
+      <w:r>
+        <w:t xml:space="preserve">(an</w:t>
+      </w:r>
+      <w:r>
+        <w:t xml:space="preserve"> </w:t>
+      </w:r>
+      <w:r>
+        <w:rPr>
+          <w:i/>
+          <w:iCs/>
+        </w:rPr>
+        <w:t xml:space="preserve">older</w:t>
+      </w:r>
+      <w:r>
+        <w:t xml:space="preserve"> </w:t>
+      </w:r>
+      <w:r>
+        <w:t xml:space="preserve">reader, TS=8) still gets a</w:t>
+      </w:r>
+      <w:r>
+        <w:t xml:space="preserve"> </w:t>
+      </w:r>
+      <w:r>
+        <w:t xml:space="preserve">valid, consistent version (</w:t>
+      </w:r>
+      <w:r>
+        <w:rPr>
+          <w:rStyle w:val="VerbatimChar"/>
+        </w:rPr>
+        <w:t xml:space="preserve">X1</w:t>
+      </w:r>
+      <w:r>
+        <w:t xml:space="preserve">)</w:t>
+      </w:r>
+      <w:r>
+        <w:t xml:space="preserve"> </w:t>
+      </w:r>
+      <w:r>
+        <w:rPr>
+          <w:b/>
+          <w:bCs/>
+        </w:rPr>
+        <w:t xml:space="preserve">even while</w:t>
+      </w:r>
+      <w:r>
+        <w:t xml:space="preserve"> </w:t>
+      </w:r>
+      <w:r>
+        <w:t xml:space="preserve">T2 is writing a new version</w:t>
+      </w:r>
+      <w:r>
+        <w:t xml:space="preserve"> </w:t>
+      </w:r>
+      <w:r>
+        <w:rPr>
+          <w:rStyle w:val="VerbatimChar"/>
+        </w:rPr>
+        <w:t xml:space="preserve">X2</w:t>
+      </w:r>
+      <w:r>
+        <w:t xml:space="preserve"> </w:t>
+      </w:r>
+      <w:r>
+        <w:t xml:space="preserve">—</w:t>
+      </w:r>
+      <w:r>
+        <w:t xml:space="preserve"> </w:t>
+      </w:r>
+      <w:r>
+        <w:t xml:space="preserve">the reader and writer</w:t>
+      </w:r>
+      <w:r>
+        <w:t xml:space="preserve"> </w:t>
+      </w:r>
+      <w:r>
+        <w:rPr>
+          <w:b/>
+          <w:bCs/>
+        </w:rPr>
+        <w:t xml:space="preserve">never block each other</w:t>
+      </w:r>
+      <w:r>
+        <w:t xml:space="preserve">. A write is only rejected if some</w:t>
+      </w:r>
+      <w:r>
+        <w:t xml:space="preserve"> </w:t>
+      </w:r>
+      <w:r>
+        <w:t xml:space="preserve">version already has a</w:t>
+      </w:r>
+      <w:r>
+        <w:t xml:space="preserve"> </w:t>
+      </w:r>
+      <w:r>
+        <w:rPr>
+          <w:b/>
+          <w:bCs/>
+        </w:rPr>
+        <w:t xml:space="preserve">read-timestamp greater</w:t>
+      </w:r>
+      <w:r>
+        <w:t xml:space="preserve"> </w:t>
+      </w:r>
+      <w:r>
+        <w:t xml:space="preserve">than the writer’s TS (its read</w:t>
+      </w:r>
+      <w:r>
+        <w:t xml:space="preserve"> </w:t>
+      </w:r>
+      <w:r>
+        <w:t xml:space="preserve">would have needed to see this write) — the multiversion analogue of the</w:t>
+      </w:r>
+      <w:r>
+        <w:t xml:space="preserve"> </w:t>
+      </w:r>
+      <w:r>
+        <w:t xml:space="preserve">single-version rule in §9.11.</w:t>
+      </w:r>
+    </w:p>
     <w:p>
       <w:r>
         <w:pict>
@@ -7569,8 +9415,9 @@
         </w:pict>
       </w:r>
     </w:p>
-    <w:bookmarkEnd w:id="63"/>
-    <w:bookmarkStart w:id="67" w:name="sql-isolation-levels"/>
+    <w:bookmarkEnd w:id="70"/>
+    <w:bookmarkEnd w:id="71"/>
+    <w:bookmarkStart w:id="75" w:name="sql-isolation-levels"/>
     <w:p>
       <w:pPr>
         <w:pStyle w:val="Heading2"/>
@@ -7634,18 +9481,18 @@
           <wp:inline>
             <wp:extent cx="5334000" cy="2699883"/>
             <wp:effectExtent b="0" l="0" r="0" t="0"/>
-            <wp:docPr descr="SQL isolation levels vs anomalies: Read Uncommitted allows all three; Read Committed blocks dirty reads; Repeatable Read also blocks unrepeatable reads; Serializable blocks all including phantoms." title="" id="65" name="Picture"/>
+            <wp:docPr descr="SQL isolation levels vs anomalies: Read Uncommitted allows all three; Read Committed blocks dirty reads; Repeatable Read also blocks unrepeatable reads; Serializable blocks all including phantoms." title="" id="73" name="Picture"/>
             <a:graphic>
               <a:graphicData uri="http://schemas.openxmlformats.org/drawingml/2006/picture">
                 <pic:pic>
                   <pic:nvPicPr>
-                    <pic:cNvPr descr="images/103_isolation_levels.png" id="66" name="Picture"/>
+                    <pic:cNvPr descr="images/103_isolation_levels.png" id="74" name="Picture"/>
                     <pic:cNvPicPr>
                       <a:picLocks noChangeArrowheads="1" noChangeAspect="1"/>
                     </pic:cNvPicPr>
                   </pic:nvPicPr>
                   <pic:blipFill>
-                    <a:blip r:embed="rId64"/>
+                    <a:blip r:embed="rId72"/>
                     <a:stretch>
                       <a:fillRect/>
                     </a:stretch>
@@ -8226,8 +10073,8 @@
         </w:pict>
       </w:r>
     </w:p>
-    <w:bookmarkEnd w:id="67"/>
-    <w:bookmarkStart w:id="71" w:name="deciding-serializability-the-test-flow"/>
+    <w:bookmarkEnd w:id="75"/>
+    <w:bookmarkStart w:id="79" w:name="deciding-serializability-the-test-flow"/>
     <w:p>
       <w:pPr>
         <w:pStyle w:val="Heading2"/>
@@ -8245,18 +10092,18 @@
           <wp:inline>
             <wp:extent cx="5334000" cy="6444423"/>
             <wp:effectExtent b="0" l="0" r="0" t="0"/>
-            <wp:docPr descr="Flowchart: build the precedence graph; if it has a cycle it is not conflict serializable (possibly still view serializable); if acyclic it is conflict serializable and a topological sort gives the serial order." title="" id="69" name="Picture"/>
+            <wp:docPr descr="Flowchart: build the precedence graph; if it has a cycle it is not conflict serializable (possibly still view serializable); if acyclic it is conflict serializable and a topological sort gives the serial order." title="" id="77" name="Picture"/>
             <a:graphic>
               <a:graphicData uri="http://schemas.openxmlformats.org/drawingml/2006/picture">
                 <pic:pic>
                   <pic:nvPicPr>
-                    <pic:cNvPr descr="images/104_fc_serializability.png" id="70" name="Picture"/>
+                    <pic:cNvPr descr="images/104_fc_serializability.png" id="78" name="Picture"/>
                     <pic:cNvPicPr>
                       <a:picLocks noChangeArrowheads="1" noChangeAspect="1"/>
                     </pic:cNvPicPr>
                   </pic:nvPicPr>
                   <pic:blipFill>
-                    <a:blip r:embed="rId68"/>
+                    <a:blip r:embed="rId76"/>
                     <a:stretch>
                       <a:fillRect/>
                     </a:stretch>
@@ -8439,8 +10286,8 @@
         </w:pict>
       </w:r>
     </w:p>
-    <w:bookmarkEnd w:id="71"/>
-    <w:bookmarkStart w:id="72" w:name="real-world-backend-perspectives"/>
+    <w:bookmarkEnd w:id="79"/>
+    <w:bookmarkStart w:id="80" w:name="real-world-backend-perspectives"/>
     <w:p>
       <w:pPr>
         <w:pStyle w:val="Heading2"/>
@@ -8678,8 +10525,8 @@
         </w:pict>
       </w:r>
     </w:p>
-    <w:bookmarkEnd w:id="72"/>
-    <w:bookmarkStart w:id="73" w:name="tradeoffs-common-mistakes-edge-cases"/>
+    <w:bookmarkEnd w:id="80"/>
+    <w:bookmarkStart w:id="81" w:name="tradeoffs-common-mistakes-edge-cases"/>
     <w:p>
       <w:pPr>
         <w:pStyle w:val="Heading2"/>
@@ -9241,8 +11088,8 @@
         </w:pict>
       </w:r>
     </w:p>
-    <w:bookmarkEnd w:id="73"/>
-    <w:bookmarkStart w:id="74" w:name="exam-interview-coding-perspectives"/>
+    <w:bookmarkEnd w:id="81"/>
+    <w:bookmarkStart w:id="82" w:name="exam-interview-coding-perspectives"/>
     <w:p>
       <w:pPr>
         <w:pStyle w:val="Heading2"/>
@@ -9462,8 +11309,8 @@
         </w:pict>
       </w:r>
     </w:p>
-    <w:bookmarkEnd w:id="74"/>
-    <w:bookmarkStart w:id="75" w:name="concept-checks-mcqs"/>
+    <w:bookmarkEnd w:id="82"/>
+    <w:bookmarkStart w:id="83" w:name="concept-checks-mcqs"/>
     <w:p>
       <w:pPr>
         <w:pStyle w:val="Heading2"/>
@@ -10229,14 +12076,401 @@
       </w:r>
     </w:p>
     <w:p>
+      <w:pPr>
+        <w:pStyle w:val="BodyText"/>
+      </w:pPr>
+      <w:r>
+        <w:rPr>
+          <w:b/>
+          <w:bCs/>
+        </w:rPr>
+        <w:t xml:space="preserve">More (new subsections):</w:t>
+      </w:r>
+      <w:r>
+        <w:t xml:space="preserve"> </w:t>
+      </w:r>
+      <w:r>
+        <w:t xml:space="preserve">20. If a precedence graph is a single chain of 4 nodes, how many conflict-equivalent</w:t>
+      </w:r>
+      <w:r>
+        <w:t xml:space="preserve"> </w:t>
+      </w:r>
+      <w:r>
+        <w:t xml:space="preserve">serial schedules? →</w:t>
+      </w:r>
+      <w:r>
+        <w:t xml:space="preserve"> </w:t>
+      </w:r>
+      <w:r>
+        <w:rPr>
+          <w:b/>
+          <w:bCs/>
+        </w:rPr>
+        <w:t xml:space="preserve">1</w:t>
+      </w:r>
+      <w:r>
+        <w:t xml:space="preserve"> </w:t>
+      </w:r>
+      <w:r>
+        <w:t xml:space="preserve">(a total order).</w:t>
+      </w:r>
+      <w:r>
+        <w:t xml:space="preserve"> </w:t>
+      </w:r>
+      <w:r>
+        <w:t xml:space="preserve">21. If the graph is</w:t>
+      </w:r>
+      <w:r>
+        <w:t xml:space="preserve"> </w:t>
+      </w:r>
+      <w:r>
+        <w:rPr>
+          <w:rStyle w:val="VerbatimChar"/>
+        </w:rPr>
+        <w:t xml:space="preserve">T1→T2, T1→T3, T2→T4, T3→T4</w:t>
+      </w:r>
+      <w:r>
+        <w:t xml:space="preserve">, how many? →</w:t>
+      </w:r>
+      <w:r>
+        <w:t xml:space="preserve"> </w:t>
+      </w:r>
+      <w:r>
+        <w:rPr>
+          <w:b/>
+          <w:bCs/>
+        </w:rPr>
+        <w:t xml:space="preserve">2</w:t>
+      </w:r>
+      <w:r>
+        <w:t xml:space="preserve"> </w:t>
+      </w:r>
+      <w:r>
+        <w:t xml:space="preserve">(T1,T2,T3,T4 and T1,T3,T2,T4).</w:t>
+      </w:r>
+      <w:r>
+        <w:t xml:space="preserve"> </w:t>
+      </w:r>
+      <w:r>
+        <w:t xml:space="preserve">22. In 2PL, the equivalent serial order is given by the order of ___ →</w:t>
+      </w:r>
+      <w:r>
+        <w:t xml:space="preserve"> </w:t>
+      </w:r>
+      <w:r>
+        <w:rPr>
+          <w:b/>
+          <w:bCs/>
+        </w:rPr>
+        <w:t xml:space="preserve">lock</w:t>
+      </w:r>
+      <w:r>
+        <w:rPr>
+          <w:b/>
+          <w:bCs/>
+        </w:rPr>
+        <w:t xml:space="preserve"> </w:t>
+      </w:r>
+      <w:r>
+        <w:rPr>
+          <w:b/>
+          <w:bCs/>
+        </w:rPr>
+        <w:t xml:space="preserve">points</w:t>
+      </w:r>
+      <w:r>
+        <w:t xml:space="preserve">.</w:t>
+      </w:r>
+      <w:r>
+        <w:t xml:space="preserve"> </w:t>
+      </w:r>
+      <w:r>
+        <w:t xml:space="preserve">23. Under strict 2PL, until when are exclusive locks held? →</w:t>
+      </w:r>
+      <w:r>
+        <w:t xml:space="preserve"> </w:t>
+      </w:r>
+      <w:r>
+        <w:rPr>
+          <w:b/>
+          <w:bCs/>
+        </w:rPr>
+        <w:t xml:space="preserve">until commit/abort</w:t>
+      </w:r>
+      <w:r>
+        <w:t xml:space="preserve">.</w:t>
+      </w:r>
+      <w:r>
+        <w:t xml:space="preserve"> </w:t>
+      </w:r>
+      <w:r>
+        <w:t xml:space="preserve">24. TO:</w:t>
+      </w:r>
+      <w:r>
+        <w:t xml:space="preserve"> </w:t>
+      </w:r>
+      <w:r>
+        <w:rPr>
+          <w:rStyle w:val="VerbatimChar"/>
+        </w:rPr>
+        <w:t xml:space="preserve">w1(X)</w:t>
+      </w:r>
+      <w:r>
+        <w:t xml:space="preserve"> </w:t>
+      </w:r>
+      <w:r>
+        <w:t xml:space="preserve">with</w:t>
+      </w:r>
+      <w:r>
+        <w:t xml:space="preserve"> </w:t>
+      </w:r>
+      <w:r>
+        <w:rPr>
+          <w:rStyle w:val="VerbatimChar"/>
+        </w:rPr>
+        <w:t xml:space="preserve">TS(1)=5 &lt; R-ts(X)=10</w:t>
+      </w:r>
+      <w:r>
+        <w:t xml:space="preserve"> </w:t>
+      </w:r>
+      <w:r>
+        <w:t xml:space="preserve">→ ___ →</w:t>
+      </w:r>
+      <w:r>
+        <w:t xml:space="preserve"> </w:t>
+      </w:r>
+      <w:r>
+        <w:rPr>
+          <w:b/>
+          <w:bCs/>
+        </w:rPr>
+        <w:t xml:space="preserve">reject and roll back T1</w:t>
+      </w:r>
+      <w:r>
+        <w:t xml:space="preserve">.</w:t>
+      </w:r>
+      <w:r>
+        <w:t xml:space="preserve"> </w:t>
+      </w:r>
+      <w:r>
+        <w:t xml:space="preserve">25. In MVCC, a read is routed to →</w:t>
+      </w:r>
+      <w:r>
+        <w:t xml:space="preserve"> </w:t>
+      </w:r>
+      <w:r>
+        <w:rPr>
+          <w:b/>
+          <w:bCs/>
+        </w:rPr>
+        <w:t xml:space="preserve">the newest version with W-ts ≤ TS(reader)</w:t>
+      </w:r>
+      <w:r>
+        <w:t xml:space="preserve">.</w:t>
+      </w:r>
+      <w:r>
+        <w:t xml:space="preserve"> </w:t>
+      </w:r>
+      <w:r>
+        <w:t xml:space="preserve">26. Can a</w:t>
+      </w:r>
+      <w:r>
+        <w:t xml:space="preserve"> </w:t>
+      </w:r>
+      <w:r>
+        <w:rPr>
+          <w:i/>
+          <w:iCs/>
+        </w:rPr>
+        <w:t xml:space="preserve">read</w:t>
+      </w:r>
+      <w:r>
+        <w:t xml:space="preserve"> </w:t>
+      </w:r>
+      <w:r>
+        <w:t xml:space="preserve">ever be rejected in multiversion TO? →</w:t>
+      </w:r>
+      <w:r>
+        <w:t xml:space="preserve"> </w:t>
+      </w:r>
+      <w:r>
+        <w:rPr>
+          <w:b/>
+          <w:bCs/>
+        </w:rPr>
+        <w:t xml:space="preserve">No</w:t>
+      </w:r>
+      <w:r>
+        <w:t xml:space="preserve"> </w:t>
+      </w:r>
+      <w:r>
+        <w:t xml:space="preserve">(only writes can be).</w:t>
+      </w:r>
+    </w:p>
+    <w:p>
+      <w:pPr>
+        <w:pStyle w:val="BodyText"/>
+      </w:pPr>
+      <w:r>
+        <w:rPr>
+          <w:b/>
+          <w:bCs/>
+        </w:rPr>
+        <w:t xml:space="preserve">Numerical (do it) — full serializability check:</w:t>
+      </w:r>
+      <w:r>
+        <w:t xml:space="preserve"> </w:t>
+      </w:r>
+      <w:r>
+        <w:t xml:space="preserve">&gt;</w:t>
+      </w:r>
+      <w:r>
+        <w:t xml:space="preserve"> </w:t>
+      </w:r>
+      <w:r>
+        <w:rPr>
+          <w:rStyle w:val="VerbatimChar"/>
+        </w:rPr>
+        <w:t xml:space="preserve">S: r1(A); r2(A); w1(A); r3(A); w4(B); r2(B); w3(C); w4(C)</w:t>
+      </w:r>
+      <w:r>
+        <w:t xml:space="preserve">. Edges:</w:t>
+      </w:r>
+      <w:r>
+        <w:t xml:space="preserve"> </w:t>
+      </w:r>
+      <w:r>
+        <w:rPr>
+          <w:b/>
+          <w:bCs/>
+        </w:rPr>
+        <w:t xml:space="preserve">T2→T1</w:t>
+      </w:r>
+      <w:r>
+        <w:t xml:space="preserve"> </w:t>
+      </w:r>
+      <w:r>
+        <w:t xml:space="preserve">&gt; (r2(A)–w1(A)),</w:t>
+      </w:r>
+      <w:r>
+        <w:t xml:space="preserve"> </w:t>
+      </w:r>
+      <w:r>
+        <w:rPr>
+          <w:b/>
+          <w:bCs/>
+        </w:rPr>
+        <w:t xml:space="preserve">T1→T3</w:t>
+      </w:r>
+      <w:r>
+        <w:t xml:space="preserve"> </w:t>
+      </w:r>
+      <w:r>
+        <w:t xml:space="preserve">(w1(A)–r3(A)),</w:t>
+      </w:r>
+      <w:r>
+        <w:t xml:space="preserve"> </w:t>
+      </w:r>
+      <w:r>
+        <w:rPr>
+          <w:b/>
+          <w:bCs/>
+        </w:rPr>
+        <w:t xml:space="preserve">T4→T2</w:t>
+      </w:r>
+      <w:r>
+        <w:t xml:space="preserve"> </w:t>
+      </w:r>
+      <w:r>
+        <w:t xml:space="preserve">(w4(B)–r2(B)),</w:t>
+      </w:r>
+      <w:r>
+        <w:t xml:space="preserve"> </w:t>
+      </w:r>
+      <w:r>
+        <w:rPr>
+          <w:b/>
+          <w:bCs/>
+        </w:rPr>
+        <w:t xml:space="preserve">T3→T4</w:t>
+      </w:r>
+      <w:r>
+        <w:t xml:space="preserve"> </w:t>
+      </w:r>
+      <w:r>
+        <w:t xml:space="preserve">&gt; (w3(C)–w4(C)). Follow them:</w:t>
+      </w:r>
+      <w:r>
+        <w:t xml:space="preserve"> </w:t>
+      </w:r>
+      <w:r>
+        <w:rPr>
+          <w:rStyle w:val="VerbatimChar"/>
+        </w:rPr>
+        <w:t xml:space="preserve">T2→T1→T3→T4→T2</w:t>
+      </w:r>
+      <w:r>
+        <w:t xml:space="preserve"> </w:t>
+      </w:r>
+      <w:r>
+        <w:t xml:space="preserve">=</w:t>
+      </w:r>
+      <w:r>
+        <w:t xml:space="preserve"> </w:t>
+      </w:r>
+      <w:r>
+        <w:rPr>
+          <w:b/>
+          <w:bCs/>
+        </w:rPr>
+        <w:t xml:space="preserve">cycle</w:t>
+      </w:r>
+      <w:r>
+        <w:t xml:space="preserve"> </w:t>
+      </w:r>
+      <w:r>
+        <w:t xml:space="preserve">→</w:t>
+      </w:r>
+      <w:r>
+        <w:t xml:space="preserve"> </w:t>
+      </w:r>
+      <w:r>
+        <w:rPr>
+          <w:b/>
+          <w:bCs/>
+        </w:rPr>
+        <w:t xml:space="preserve">NOT conflict</w:t>
+      </w:r>
+      <w:r>
+        <w:rPr>
+          <w:b/>
+          <w:bCs/>
+        </w:rPr>
+        <w:t xml:space="preserve"> </w:t>
+      </w:r>
+      <w:r>
+        <w:rPr>
+          <w:b/>
+          <w:bCs/>
+        </w:rPr>
+        <w:t xml:space="preserve">&gt; serializable.</w:t>
+      </w:r>
+      <w:r>
+        <w:t xml:space="preserve"> </w:t>
+      </w:r>
+      <w:r>
+        <w:t xml:space="preserve">✔</w:t>
+      </w:r>
+    </w:p>
+    <w:p>
       <w:r>
         <w:pict>
           <v:rect style="width:0;height:1.5pt" o:hralign="center" o:hrstd="t" o:hr="t"/>
         </w:pict>
       </w:r>
     </w:p>
-    <w:bookmarkEnd w:id="75"/>
-    <w:bookmarkStart w:id="78" w:name="one-page-revision-sheet"/>
+    <w:bookmarkEnd w:id="83"/>
+    <w:bookmarkStart w:id="86" w:name="one-page-revision-sheet"/>
     <w:p>
       <w:pPr>
         <w:pStyle w:val="Heading2"/>
@@ -10568,7 +12802,7 @@
         <w:t xml:space="preserve">  SERIALIZABLE:     dirty N, unrepeatable N, phantom N   (safest)</w:t>
       </w:r>
     </w:p>
-    <w:bookmarkStart w:id="76" w:name="flash-cards"/>
+    <w:bookmarkStart w:id="84" w:name="flash-cards"/>
     <w:p>
       <w:pPr>
         <w:pStyle w:val="Heading3"/>
@@ -11047,8 +13281,8 @@
         </w:tc>
       </w:tr>
     </w:tbl>
-    <w:bookmarkEnd w:id="76"/>
-    <w:bookmarkStart w:id="77" w:name="spaced-repetition"/>
+    <w:bookmarkEnd w:id="84"/>
+    <w:bookmarkStart w:id="85" w:name="spaced-repetition"/>
     <w:p>
       <w:pPr>
         <w:pStyle w:val="Heading3"/>
@@ -11130,9 +13364,9 @@
         </w:pict>
       </w:r>
     </w:p>
-    <w:bookmarkEnd w:id="77"/>
-    <w:bookmarkEnd w:id="78"/>
-    <w:bookmarkStart w:id="79" w:name="summary"/>
+    <w:bookmarkEnd w:id="85"/>
+    <w:bookmarkEnd w:id="86"/>
+    <w:bookmarkStart w:id="87" w:name="summary"/>
     <w:p>
       <w:pPr>
         <w:pStyle w:val="Heading2"/>
@@ -11631,8 +13865,8 @@
         <w:t xml:space="preserve">fill the isolation-level-vs-anomaly table — all without notes.</w:t>
       </w:r>
     </w:p>
-    <w:bookmarkEnd w:id="79"/>
-    <w:bookmarkEnd w:id="80"/>
+    <w:bookmarkEnd w:id="87"/>
+    <w:bookmarkEnd w:id="88"/>
     <w:sectPr>
       <w:footnotePr>
         <w:numRestart w:val="eachSect"/>

--- a/SITP/DBMS/Notes/M09_Transactions_Concurrency.docx
+++ b/SITP/DBMS/Notes/M09_Transactions_Concurrency.docx
@@ -14878,24 +14878,34 @@
   <w:style w:default="1" w:styleId="Table" w:type="table">
     <w:name w:val="Table"/>
     <w:basedOn w:val="TableNormal"/>
-    <w:semiHidden/>
-    <w:unhideWhenUsed/>
     <w:qFormat/>
     <w:tblPr>
       <w:tblInd w:type="dxa" w:w="0"/>
+      <w:tblBorders>
+        <w:top w:color="808080" w:space="0" w:sz="4" w:val="single"/>
+        <w:left w:color="808080" w:space="0" w:sz="4" w:val="single"/>
+        <w:bottom w:color="808080" w:space="0" w:sz="4" w:val="single"/>
+        <w:right w:color="808080" w:space="0" w:sz="4" w:val="single"/>
+        <w:insideH w:color="BFBFBF" w:space="0" w:sz="4" w:val="single"/>
+        <w:insideV w:color="BFBFBF" w:space="0" w:sz="4" w:val="single"/>
+      </w:tblBorders>
       <w:tblCellMar>
-        <w:top w:type="dxa" w:w="0"/>
+        <w:top w:type="dxa" w:w="40"/>
         <w:left w:type="dxa" w:w="108"/>
-        <w:bottom w:type="dxa" w:w="0"/>
+        <w:bottom w:type="dxa" w:w="40"/>
         <w:right w:type="dxa" w:w="108"/>
       </w:tblCellMar>
     </w:tblPr>
     <w:tblStylePr w:type="firstRow">
+      <w:rPr>
+        <w:b/>
+      </w:rPr>
       <w:tcPr>
+        <w:shd w:color="auto" w:fill="DDEBF7" w:val="clear"/>
         <w:tcBorders>
-          <w:bottom w:val="single"/>
+          <w:bottom w:color="1F4E78" w:space="0" w:sz="8" w:val="single"/>
         </w:tcBorders>
-        <w:vAlign w:val="bottom"/>
+        <w:vAlign w:val="center"/>
       </w:tcPr>
     </w:tblStylePr>
   </w:style>
